--- a/4 курс/8 Технология разработки ПО/ТРПО.docx
+++ b/4 курс/8 Технология разработки ПО/ТРПО.docx
@@ -372,7 +372,7 @@
               </w:rPr>
             </w:pPr>
             <w:r>
-              <w:t>группа</w:t>
+              <w:t>1ПИб-02-1оп-22</w:t>
             </w:r>
           </w:p>
         </w:tc>
@@ -649,12 +649,9 @@
               <w:spacing w:line="240" w:lineRule="auto"/>
               <w:ind w:firstLine="0"/>
               <w:jc w:val="center"/>
-              <w:rPr>
-                <w:highlight w:val="yellow"/>
-              </w:rPr>
-            </w:pPr>
-            <w:r>
-              <w:t>Осколков Василий Михайлович</w:t>
+            </w:pPr>
+            <w:r>
+              <w:t>Ершов Евгений Валентинович</w:t>
             </w:r>
           </w:p>
         </w:tc>
@@ -715,7 +712,7 @@
               <w:jc w:val="center"/>
             </w:pPr>
             <w:r>
-              <w:t>доцент</w:t>
+              <w:t>Профессор</w:t>
             </w:r>
           </w:p>
         </w:tc>
@@ -8743,7 +8740,106 @@
     </w:p>
     <w:p>
       <w:r>
-        <w:t>Перед выбором средств проектирования и реализации ПО необходимо выбрать модель жизненного цикла ИС. Б</w:t>
+        <w:t>Перед выбором средств проектирования и реализации ПО необходимо выбрать модель жизненного цикла ИС.</w:t>
+      </w:r>
+    </w:p>
+    <w:p>
+      <w:r>
+        <w:t>Жизненный цикл программного обеспечения (ЖЦПО) – непрерывный процесс, начинающийся c момента появления идеи создания некоторого ПО и заканчивающийся в момент его полного изъятия фирмой-разработчиком или фирмой, выполнявшей сопровождение [</w:t>
+      </w:r>
+      <w:proofErr w:type="spellStart"/>
+      <w:r>
+        <w:t>иванова</w:t>
+      </w:r>
+      <w:proofErr w:type="spellEnd"/>
+      <w:r>
+        <w:t>, с.19].</w:t>
+      </w:r>
+    </w:p>
+    <w:p>
+      <w:r>
+        <w:t xml:space="preserve">Состав процессов жизненного цикла регламентируется международным стандартом ISO/IEC/IEEE 12207:2017 «Systems </w:t>
+      </w:r>
+      <w:proofErr w:type="spellStart"/>
+      <w:r>
+        <w:t>and</w:t>
+      </w:r>
+      <w:proofErr w:type="spellEnd"/>
+      <w:r>
+        <w:t xml:space="preserve"> </w:t>
+      </w:r>
+      <w:proofErr w:type="spellStart"/>
+      <w:r>
+        <w:t>software</w:t>
+      </w:r>
+      <w:proofErr w:type="spellEnd"/>
+      <w:r>
+        <w:t xml:space="preserve"> </w:t>
+      </w:r>
+      <w:proofErr w:type="spellStart"/>
+      <w:r>
+        <w:t>engineering</w:t>
+      </w:r>
+      <w:proofErr w:type="spellEnd"/>
+      <w:r>
+        <w:t xml:space="preserve"> — Software </w:t>
+      </w:r>
+      <w:proofErr w:type="spellStart"/>
+      <w:r>
+        <w:t>life</w:t>
+      </w:r>
+      <w:proofErr w:type="spellEnd"/>
+      <w:r>
+        <w:t xml:space="preserve"> </w:t>
+      </w:r>
+      <w:proofErr w:type="spellStart"/>
+      <w:r>
+        <w:t>cycle</w:t>
+      </w:r>
+      <w:proofErr w:type="spellEnd"/>
+      <w:r>
+        <w:t xml:space="preserve"> </w:t>
+      </w:r>
+      <w:proofErr w:type="spellStart"/>
+      <w:r>
+        <w:t>processes</w:t>
+      </w:r>
+      <w:proofErr w:type="spellEnd"/>
+      <w:r>
+        <w:t>» («Системная и программная инженерия. Процессы жизненного цикла систем»); в России: ГОСТ Р ИСО/МЭК/ИИЭЭ 12207-2024.</w:t>
+      </w:r>
+    </w:p>
+    <w:p>
+      <w:r>
+        <w:t xml:space="preserve">Модель жизненного цикла </w:t>
+      </w:r>
+      <w:r>
+        <w:t>ИС</w:t>
+      </w:r>
+      <w:r>
+        <w:t xml:space="preserve"> – это структура процессов и действий, связанных с</w:t>
+      </w:r>
+      <w:r>
+        <w:t xml:space="preserve"> ЖЦ</w:t>
+      </w:r>
+      <w:r>
+        <w:t xml:space="preserve">, организуемых в стадии, которые также служат в качестве общей ссылки для установления связей и взаимопонимания сторон </w:t>
+      </w:r>
+      <w:r>
+        <w:t>[</w:t>
+      </w:r>
+      <w:proofErr w:type="spellStart"/>
+      <w:r>
+        <w:t>жцпо</w:t>
+      </w:r>
+      <w:proofErr w:type="spellEnd"/>
+      <w:r>
+        <w:t>, с.16].</w:t>
+      </w:r>
+    </w:p>
+    <w:p>
+      <w:r>
+        <w:t>Б</w:t>
       </w:r>
       <w:r>
         <w:t>ыл</w:t>
@@ -8768,10 +8864,11 @@
       <w:r>
         <w:t>-модель.</w:t>
       </w:r>
-    </w:p>
-    <w:p>
       <w:bookmarkStart w:id="13" w:name="_Hlk227527021"/>
       <w:bookmarkEnd w:id="12"/>
+      <w:r>
+        <w:t xml:space="preserve"> </w:t>
+      </w:r>
       <w:proofErr w:type="spellStart"/>
       <w:r>
         <w:t>DevOps</w:t>
@@ -8884,10 +8981,11 @@
         <w:rPr>
           <w:noProof/>
         </w:rPr>
+        <w:lastRenderedPageBreak/>
         <w:drawing>
-          <wp:inline distT="0" distB="0" distL="0" distR="0" wp14:anchorId="6D6C03D0" wp14:editId="15937E7D">
-            <wp:extent cx="5079140" cy="2628900"/>
-            <wp:effectExtent l="0" t="0" r="7620" b="0"/>
+          <wp:inline distT="0" distB="0" distL="0" distR="0" wp14:anchorId="6D6C03D0" wp14:editId="28471E0B">
+            <wp:extent cx="3754147" cy="1943100"/>
+            <wp:effectExtent l="0" t="0" r="0" b="0"/>
             <wp:docPr id="4" name="Рисунок 4" descr="Picture background"/>
             <wp:cNvGraphicFramePr>
               <a:graphicFrameLocks xmlns:a="http://schemas.openxmlformats.org/drawingml/2006/main" noChangeAspect="1"/>
@@ -8915,7 +9013,7 @@
                   <pic:spPr bwMode="auto">
                     <a:xfrm>
                       <a:off x="0" y="0"/>
-                      <a:ext cx="5079140" cy="2628900"/>
+                      <a:ext cx="3763285" cy="1947830"/>
                     </a:xfrm>
                     <a:prstGeom prst="rect">
                       <a:avLst/>
@@ -8980,7 +9078,6 @@
     <w:p/>
     <w:p>
       <w:r>
-        <w:lastRenderedPageBreak/>
         <w:t xml:space="preserve">Методология </w:t>
       </w:r>
       <w:proofErr w:type="spellStart"/>
@@ -9095,12 +9192,24 @@
       <w:bookmarkStart w:id="14" w:name="_Hlk227527037"/>
       <w:bookmarkEnd w:id="13"/>
       <w:r>
-        <w:t>Перед началом проектирования ИС необходимо определиться с подходом к разработке ПО.</w:t>
-      </w:r>
-    </w:p>
-    <w:p>
-      <w:r>
-        <w:t xml:space="preserve">Наиболее современный подход к разработке ПО – объектно-ориентированный. Здесь в качестве основного строительного блока выступает объект или класс. В самом общем смысле объект – это сущность, обычно извлекаемая из словаря предметной области или решения, а класс – описание множества однотипных объектов. Каждый объект обладает идентичностью (его можно поименовать или как-то по-другому отличить от прочих объектов), состоянием (обычно с объектом связаны некоторые данные) и поведением (с ним можно что-то делать или он сам это может с другими) </w:t>
+        <w:t>Перед проектировани</w:t>
+      </w:r>
+      <w:r>
+        <w:t>ем</w:t>
+      </w:r>
+      <w:r>
+        <w:t xml:space="preserve"> ИС необходимо определить подход к разработке ПО.</w:t>
+      </w:r>
+    </w:p>
+    <w:p>
+      <w:r>
+        <w:t>Наиболее современный подход к разработке ПО – объектно-ориентированный. Здесь в качестве основного строительного блока выступает объект или класс. В самом общем смысле объект – это сущность, обычно извлекаемая из словаря предметной области или решения</w:t>
+      </w:r>
+      <w:r>
+        <w:t xml:space="preserve">. </w:t>
+      </w:r>
+      <w:r>
+        <w:t xml:space="preserve">Каждый объект обладает идентичностью (его можно отличить от прочих объектов), состоянием (обычно с объектом связаны некоторые данные) и поведением (с ним можно что-то делать или он сам это может с другими) </w:t>
       </w:r>
       <w:r>
         <w:t>[</w:t>
@@ -9201,6 +9310,7 @@
     </w:p>
     <w:p>
       <w:r>
+        <w:lastRenderedPageBreak/>
         <w:t xml:space="preserve">Разработан в 1995 г. ведущими специалистами по методологии компании </w:t>
       </w:r>
       <w:proofErr w:type="spellStart"/>
@@ -9270,18 +9380,38 @@
     </w:p>
     <w:p>
       <w:r>
-        <w:t>Спецификация разрабатываемого ПО при использовании UML объединяет несколько моделей: логическую, процессов, использования, реализации, развёртывания.</w:t>
-      </w:r>
-    </w:p>
-    <w:p>
-      <w:r>
-        <w:lastRenderedPageBreak/>
-        <w:t>Логическая модель (ЛМ) описывает ключевые абстракции ПО (классы, интерфейсы и тому подобное), то есть средства, обеспечивающие требуемую функциональность</w:t>
+        <w:t xml:space="preserve">Спецификация разрабатываемого ПО </w:t>
+      </w:r>
+      <w:r>
+        <w:t>в</w:t>
+      </w:r>
+      <w:r>
+        <w:t xml:space="preserve"> UML объединяет несколько моделей: логическую, процессов, использования, реализации, развёртывания.</w:t>
+      </w:r>
+    </w:p>
+    <w:p>
+      <w:r>
+        <w:t>Логическая модель (ЛМ) описывает ключевые абстракции ПО (классы, интерфейсы и тому подобное)</w:t>
       </w:r>
       <w:r>
         <w:t xml:space="preserve"> </w:t>
       </w:r>
       <w:r>
+        <w:t>требуем</w:t>
+      </w:r>
+      <w:r>
+        <w:t>ой</w:t>
+      </w:r>
+      <w:r>
+        <w:t xml:space="preserve"> функциональност</w:t>
+      </w:r>
+      <w:r>
+        <w:t>и</w:t>
+      </w:r>
+      <w:r>
+        <w:t xml:space="preserve"> </w:t>
+      </w:r>
+      <w:r>
         <w:t>[</w:t>
       </w:r>
       <w:proofErr w:type="spellStart"/>
@@ -9315,12 +9445,30 @@
         <w:t>].</w:t>
       </w:r>
       <w:r>
-        <w:t xml:space="preserve"> Структурные аспекты передаются с помощью концепции активных классов: процессы и потоки, а поведенческие аспекты — диаграммами взаимодействия, состояний и деятельности. Отвечает на вопрос «КАК работает во времени?».</w:t>
-      </w:r>
-    </w:p>
-    <w:p>
-      <w:r>
-        <w:t>Модель использования (требований) (МИ) представляет собой описание функциональности ПО с точки зрения пользователя [</w:t>
+        <w:t xml:space="preserve"> Структурные аспекты передаются с помощью концепции активных классов: процессы и потоки, поведенческие</w:t>
+      </w:r>
+      <w:r>
+        <w:t xml:space="preserve"> </w:t>
+      </w:r>
+      <w:r>
+        <w:t>— диаграммами взаимодействия, состояний и деятельности. Отвечает на вопрос «КАК работает во времени?».</w:t>
+      </w:r>
+    </w:p>
+    <w:p>
+      <w:r>
+        <w:t xml:space="preserve">Модель использования (требований) (МИ) </w:t>
+      </w:r>
+      <w:r>
+        <w:t xml:space="preserve">– </w:t>
+      </w:r>
+      <w:r>
+        <w:t>описание</w:t>
+      </w:r>
+      <w:r>
+        <w:t xml:space="preserve"> </w:t>
+      </w:r>
+      <w:r>
+        <w:t>функциональности ПО с точки зрения пользователя [</w:t>
       </w:r>
       <w:proofErr w:type="spellStart"/>
       <w:r>
@@ -9334,7 +9482,13 @@
         <w:t>].</w:t>
       </w:r>
       <w:r>
-        <w:t xml:space="preserve"> Структурные аспекты передаются диаграммами использования, а поведенческие аспекты — диаграммами взаимодействия, состояний и деятельностей. Отвечает на вопрос «ЧТО делает система?».</w:t>
+        <w:t xml:space="preserve"> Структурные аспекты передаются диаграммами использования, поведенческие</w:t>
+      </w:r>
+      <w:r>
+        <w:t xml:space="preserve"> </w:t>
+      </w:r>
+      <w:r>
+        <w:t>— диаграммами взаимодействия, состояний и деятельностей. Отвечает на вопрос «ЧТО делает система?».</w:t>
       </w:r>
     </w:p>
     <w:p>
@@ -9361,7 +9515,13 @@
         <w:t>].</w:t>
       </w:r>
       <w:r>
-        <w:t xml:space="preserve"> Структурные аспекты передаются диаграммами компонентов, а поведенческие аспекты — диаграммами взаимодействия, состояний и деятельностей. Отвечает на вопрос «ИЗ ЧЕГО состоит система?».</w:t>
+        <w:t xml:space="preserve"> Структурные аспекты передаются диаграммами компонентов, поведенческие</w:t>
+      </w:r>
+      <w:r>
+        <w:t xml:space="preserve"> </w:t>
+      </w:r>
+      <w:r>
+        <w:t>— диаграммами взаимодействия, состояний и деятельностей. Отвечает на вопрос «ИЗ ЧЕГО состоит система?».</w:t>
       </w:r>
     </w:p>
     <w:p>
@@ -9388,13 +9548,20 @@
         <w:t>].</w:t>
       </w:r>
       <w:r>
-        <w:t xml:space="preserve"> Структурные аспекты передаются диаграммами размещения, а поведенческие аспекты — диаграммами взаимодействия, состояний и деятельностей. Отвечает на вопрос «ГДЕ выполняется система?».</w:t>
+        <w:t xml:space="preserve"> Структурные аспекты передаются диаграммами размещения, поведенческие</w:t>
+      </w:r>
+      <w:r>
+        <w:t xml:space="preserve"> </w:t>
+      </w:r>
+      <w:r>
+        <w:t>— диаграммами взаимодействия, состояний и деятельностей. Отвечает на вопрос «ГДЕ выполняется система?».</w:t>
       </w:r>
     </w:p>
     <w:p>
       <w:bookmarkStart w:id="16" w:name="_Hlk227527166"/>
       <w:bookmarkEnd w:id="15"/>
       <w:r>
+        <w:lastRenderedPageBreak/>
         <w:t xml:space="preserve">Необходимо выбрать язык высокого уровня, который позволит применить объектно-ориентированный подход к разработке </w:t>
       </w:r>
       <w:r>
@@ -9406,7 +9573,6 @@
     </w:p>
     <w:p>
       <w:r>
-        <w:lastRenderedPageBreak/>
         <w:t xml:space="preserve">Современная индустрия </w:t>
       </w:r>
       <w:r>
@@ -9488,7 +9654,7 @@
         <w:t xml:space="preserve"> </w:t>
       </w:r>
       <w:r>
-        <w:t>данных позволяет писать эффективный и безопасный код, близкий по</w:t>
+        <w:t>данных позволяет писать безопасный код, близкий по</w:t>
       </w:r>
       <w:r>
         <w:t xml:space="preserve"> </w:t>
@@ -9500,7 +9666,7 @@
         <w:t>/</w:t>
       </w:r>
       <w:r>
-        <w:t>C++, но значительно устойчивее к ошибкам, что делает его особенно актуальным для задач, связанных с</w:t>
+        <w:t>C++, что делает его особенно актуальным для задач, связанных с</w:t>
       </w:r>
       <w:r>
         <w:t xml:space="preserve"> </w:t>
@@ -9545,6 +9711,7 @@
     </w:p>
     <w:p>
       <w:bookmarkStart w:id="17" w:name="_Hlk227527183"/>
+      <w:bookmarkStart w:id="18" w:name="_Hlk227793063"/>
       <w:bookmarkEnd w:id="16"/>
       <w:r>
         <w:t xml:space="preserve">Для безопасной разработки ПО с фиксацией стадий разработки во времени используют системы контроля версий. Для этого был выбран </w:t>
@@ -9582,8 +9749,9 @@
         <w:t>)</w:t>
       </w:r>
       <w:r>
-        <w:t xml:space="preserve"> Git запоминает состояние всех файлов проекта и сохраняет ссылку на этот «снимок», при этом если файлы не изменились, система не дублирует их, а создаёт ссылку на уже сохранённую версию</w:t>
-      </w:r>
+        <w:t xml:space="preserve"> Git запоминает состояние всех файлов проекта, при этом если файлы не изменились, система не дублирует их, а создаёт ссылку на уже сохранённую версию</w:t>
+      </w:r>
+      <w:bookmarkEnd w:id="18"/>
       <w:r>
         <w:t xml:space="preserve"> [</w:t>
       </w:r>
@@ -9793,7 +9961,7 @@
       </w:r>
     </w:p>
     <w:p>
-      <w:bookmarkStart w:id="18" w:name="_Hlk227527204"/>
+      <w:bookmarkStart w:id="19" w:name="_Hlk227527204"/>
       <w:bookmarkEnd w:id="17"/>
       <w:r>
         <w:t xml:space="preserve">Для развёртывания итогового приложения будет использоваться </w:t>
@@ -9860,8 +10028,8 @@
       </w:r>
     </w:p>
     <w:p>
-      <w:bookmarkStart w:id="19" w:name="_Hlk227527240"/>
-      <w:bookmarkEnd w:id="18"/>
+      <w:bookmarkStart w:id="20" w:name="_Hlk227527240"/>
+      <w:bookmarkEnd w:id="19"/>
       <w:r>
         <w:t xml:space="preserve">Перед кодированием необходимо определиться с архитектурой будущей ИС. Набирает популярность </w:t>
       </w:r>
@@ -10099,140 +10267,136 @@
       </w:r>
       <w:proofErr w:type="spellEnd"/>
       <w:r>
-        <w:t xml:space="preserve"> или иные виды программ, получают доступ к этой функциональности через такие точки. Внутренние детали реализации (например, технология, по которой был создан сервис, или способ хранения данных) полностью скрыты от внешнего мира. Это означает, что в </w:t>
+        <w:t xml:space="preserve"> или иные виды программ, получают доступ к этой функциональности через такие точки. Внутренние детали реализации (например, технология, по которой был создан сервис) полностью скрыты от внешнего мира</w:t>
+      </w:r>
+      <w:r>
+        <w:t xml:space="preserve"> </w:t>
+      </w:r>
+      <w:r>
+        <w:t>[</w:t>
       </w:r>
       <w:proofErr w:type="spellStart"/>
       <w:r>
-        <w:t>микросервисных</w:t>
+        <w:t>чтомикро</w:t>
       </w:r>
       <w:proofErr w:type="spellEnd"/>
       <w:r>
-        <w:t xml:space="preserve"> архитектурах в большинстве случаев не используются общие </w:t>
-      </w:r>
-      <w:r>
-        <w:t>БД</w:t>
-      </w:r>
-      <w:r>
-        <w:t xml:space="preserve">. Вместо этого каждый </w:t>
+        <w:t>, с.28</w:t>
+      </w:r>
+      <w:r>
+        <w:t>].</w:t>
+      </w:r>
+    </w:p>
+    <w:p>
+      <w:bookmarkStart w:id="21" w:name="_Hlk227527257"/>
+      <w:bookmarkEnd w:id="20"/>
+      <w:r>
+        <w:t>В ходе</w:t>
+      </w:r>
+      <w:r>
+        <w:t xml:space="preserve"> </w:t>
+      </w:r>
+      <w:r>
+        <w:t>разработк</w:t>
+      </w:r>
+      <w:r>
+        <w:t>и</w:t>
+      </w:r>
+      <w:r>
+        <w:t xml:space="preserve"> </w:t>
+      </w:r>
+      <w:r>
+        <w:t>ПО обычно применяют шаблоны проектирования</w:t>
+      </w:r>
+      <w:r>
+        <w:t xml:space="preserve"> или паттерн</w:t>
+      </w:r>
+      <w:r>
+        <w:t>ы</w:t>
+      </w:r>
+      <w:r>
+        <w:t xml:space="preserve"> (англ. </w:t>
       </w:r>
       <w:proofErr w:type="spellStart"/>
       <w:r>
-        <w:t>микросервис</w:t>
+        <w:t>design</w:t>
       </w:r>
       <w:proofErr w:type="spellEnd"/>
       <w:r>
-        <w:t xml:space="preserve"> инкапсулирует свою собственную БД там, где это необходимо [</w:t>
+        <w:t xml:space="preserve"> </w:t>
       </w:r>
       <w:proofErr w:type="spellStart"/>
       <w:r>
-        <w:t>чтомикро</w:t>
+        <w:t>pattern</w:t>
       </w:r>
       <w:proofErr w:type="spellEnd"/>
       <w:r>
-        <w:t>, с.28</w:t>
-      </w:r>
-      <w:r>
-        <w:t>].</w:t>
-      </w:r>
-    </w:p>
-    <w:p>
-      <w:bookmarkStart w:id="20" w:name="_Hlk227527257"/>
-      <w:bookmarkEnd w:id="19"/>
-      <w:r>
-        <w:t>В ходе</w:t>
+        <w:t>)</w:t>
       </w:r>
       <w:r>
         <w:t xml:space="preserve"> </w:t>
       </w:r>
       <w:r>
-        <w:t>разработк</w:t>
+        <w:t>— повторяемая архитектурная конструкция, представляющая собой решение проблемы проектирования в рамках некоторого часто возникающего контекста</w:t>
+      </w:r>
+      <w:r>
+        <w:t xml:space="preserve"> [</w:t>
+      </w:r>
+      <w:proofErr w:type="spellStart"/>
+      <w:r>
+        <w:t>архинсис</w:t>
+      </w:r>
+      <w:proofErr w:type="spellEnd"/>
+      <w:r>
+        <w:t>, с.49].</w:t>
+      </w:r>
+    </w:p>
+    <w:bookmarkEnd w:id="21"/>
+    <w:p/>
+    <w:p>
+      <w:pPr>
+        <w:pStyle w:val="2"/>
+      </w:pPr>
+      <w:bookmarkStart w:id="22" w:name="_Toc227660137"/>
+      <w:r>
+        <w:t>Анализ процесса обработки информации, выбор структур данных для её хранения, выбор методов и алгоритмов решения задачи</w:t>
+      </w:r>
+      <w:bookmarkEnd w:id="22"/>
+    </w:p>
+    <w:p>
+      <w:bookmarkStart w:id="23" w:name="_Hlk227532617"/>
+      <w:bookmarkStart w:id="24" w:name="_Hlk227533307"/>
+      <w:bookmarkStart w:id="25" w:name="_Hlk227311971"/>
+      <w:r>
+        <w:t>Разработку спецификаций ПО начинают с анализа требований к функциональности, указанных в техническом задании (ТЗ). В процессе анализа выявляю</w:t>
+      </w:r>
+      <w:r>
+        <w:t>т внешних пользователей разрабатываемого ПО и перечень отдельных аспектов его поведения</w:t>
+      </w:r>
+      <w:r>
+        <w:t xml:space="preserve"> при</w:t>
+      </w:r>
+      <w:r>
+        <w:t xml:space="preserve"> взаимодействи</w:t>
       </w:r>
       <w:r>
         <w:t>и</w:t>
       </w:r>
       <w:r>
-        <w:t xml:space="preserve"> </w:t>
-      </w:r>
-      <w:r>
-        <w:t>ПО обычно применяют шаблоны проектирования</w:t>
-      </w:r>
-      <w:r>
-        <w:t xml:space="preserve"> или паттерн</w:t>
-      </w:r>
-      <w:r>
-        <w:t>ы</w:t>
-      </w:r>
-      <w:r>
-        <w:t xml:space="preserve"> (англ. </w:t>
+        <w:t xml:space="preserve"> с пользователями [</w:t>
       </w:r>
       <w:proofErr w:type="spellStart"/>
       <w:r>
-        <w:t>design</w:t>
+        <w:t>иванова</w:t>
       </w:r>
       <w:proofErr w:type="spellEnd"/>
       <w:r>
-        <w:t xml:space="preserve"> </w:t>
-      </w:r>
-      <w:proofErr w:type="spellStart"/>
-      <w:r>
-        <w:t>pattern</w:t>
-      </w:r>
-      <w:proofErr w:type="spellEnd"/>
-      <w:r>
-        <w:t>)</w:t>
-      </w:r>
-      <w:r>
-        <w:t xml:space="preserve"> </w:t>
-      </w:r>
-      <w:r>
-        <w:t>— повторяемая архитектурная конструкция, представляющая собой решение проблемы проектирования в рамках некоторого часто возникающего контекста</w:t>
-      </w:r>
-      <w:r>
-        <w:t xml:space="preserve"> [</w:t>
-      </w:r>
-      <w:proofErr w:type="spellStart"/>
-      <w:r>
-        <w:t>архинсис</w:t>
-      </w:r>
-      <w:proofErr w:type="spellEnd"/>
-      <w:r>
-        <w:t>, с.49].</w:t>
-      </w:r>
-    </w:p>
-    <w:bookmarkEnd w:id="20"/>
-    <w:p/>
-    <w:p>
-      <w:pPr>
-        <w:pStyle w:val="2"/>
-      </w:pPr>
-      <w:bookmarkStart w:id="21" w:name="_Toc227660137"/>
-      <w:r>
-        <w:t>Анализ процесса обработки информации, выбор структур данных для её хранения, выбор методов и алгоритмов решения задачи</w:t>
-      </w:r>
-      <w:bookmarkEnd w:id="21"/>
-    </w:p>
-    <w:p>
-      <w:bookmarkStart w:id="22" w:name="_Hlk227532617"/>
-      <w:bookmarkStart w:id="23" w:name="_Hlk227533307"/>
-      <w:bookmarkStart w:id="24" w:name="_Hlk227311971"/>
-      <w:r>
-        <w:t>Разработку спецификаций ПО начинают с анализа требований к функциональности, указанных в техническом задании (ТЗ). В процессе анализа выявляю</w:t>
-      </w:r>
-      <w:r>
-        <w:t>т внешних пользователей разрабатываемого ПО и перечень отдельных аспектов его поведения в процессе взаимодействия с конкретными пользователями [</w:t>
-      </w:r>
-      <w:proofErr w:type="spellStart"/>
-      <w:r>
-        <w:t>иванова</w:t>
-      </w:r>
-      <w:proofErr w:type="spellEnd"/>
-      <w:r>
         <w:t>, с.127].</w:t>
       </w:r>
     </w:p>
-    <w:bookmarkEnd w:id="22"/>
     <w:bookmarkEnd w:id="23"/>
     <w:bookmarkEnd w:id="24"/>
+    <w:bookmarkEnd w:id="25"/>
     <w:p>
       <w:r>
         <w:t xml:space="preserve">Сценарий – это последовательности действий, которые </w:t>
@@ -10244,18 +10408,53 @@
         <w:t>системой</w:t>
       </w:r>
       <w:r>
+        <w:t xml:space="preserve"> [</w:t>
+      </w:r>
+      <w:proofErr w:type="spellStart"/>
+      <w:r>
+        <w:t>чтосценарий</w:t>
+      </w:r>
+      <w:proofErr w:type="spellEnd"/>
+      <w:r>
+        <w:t>]</w:t>
+      </w:r>
+      <w:r>
+        <w:t>.</w:t>
+      </w:r>
+    </w:p>
+    <w:p>
+      <w:r>
+        <w:t>Целью существования текущей системы является создание сценариев использования оборудования, инструкций персонала, тестовых производственных случаев на основе нормативной документации целевого цеха.</w:t>
+      </w:r>
+    </w:p>
+    <w:p>
+      <w:bookmarkStart w:id="26" w:name="_Hlk227787960"/>
+      <w:r>
+        <w:t>Сначала сценарист на основе регламента</w:t>
+      </w:r>
+      <w:r>
+        <w:t xml:space="preserve"> цеха</w:t>
+      </w:r>
+      <w:r>
+        <w:t xml:space="preserve"> пишет последовательность действий</w:t>
+      </w:r>
+      <w:r>
         <w:t xml:space="preserve"> </w:t>
       </w:r>
       <w:r>
-        <w:t>[</w:t>
-      </w:r>
-      <w:proofErr w:type="spellStart"/>
-      <w:r>
-        <w:t>чтосценарий</w:t>
-      </w:r>
-      <w:proofErr w:type="spellEnd"/>
-      <w:r>
-        <w:t>]</w:t>
+        <w:t>(само действие, дополнительная информация, придумываются тесты, аудио</w:t>
+      </w:r>
+      <w:r>
+        <w:t>-</w:t>
+      </w:r>
+      <w:r>
+        <w:t xml:space="preserve">диалоги, какие картинки изобразить, анимацию </w:t>
+      </w:r>
+      <w:r>
+        <w:t>воспроизвести и прочее</w:t>
+      </w:r>
+      <w:r>
+        <w:t>)</w:t>
       </w:r>
       <w:r>
         <w:t>.</w:t>
@@ -10263,44 +10462,6 @@
     </w:p>
     <w:p>
       <w:r>
-        <w:t>Целью существования текущей системы является создание сценариев использования оборудования, инструкций персонала, тестовых производственных случаев на основе нормативной документации целевого цеха.</w:t>
-      </w:r>
-    </w:p>
-    <w:p>
-      <w:r>
-        <w:t>Сначала сценарист на основе регламента</w:t>
-      </w:r>
-      <w:r>
-        <w:t xml:space="preserve"> цеха</w:t>
-      </w:r>
-      <w:r>
-        <w:t xml:space="preserve"> пишет последовательность действий</w:t>
-      </w:r>
-      <w:r>
-        <w:t xml:space="preserve"> </w:t>
-      </w:r>
-      <w:r>
-        <w:t>(само действие, дополнительная информация, придумываются тесты, аудио</w:t>
-      </w:r>
-      <w:r>
-        <w:t>-</w:t>
-      </w:r>
-      <w:r>
-        <w:t xml:space="preserve">диалоги, какие картинки изобразить, анимацию </w:t>
-      </w:r>
-      <w:r>
-        <w:t>воспроизвести и прочее</w:t>
-      </w:r>
-      <w:r>
-        <w:t>)</w:t>
-      </w:r>
-      <w:r>
-        <w:t>.</w:t>
-      </w:r>
-    </w:p>
-    <w:p>
-      <w:r>
-        <w:lastRenderedPageBreak/>
         <w:t>П</w:t>
       </w:r>
       <w:r>
@@ -10351,7 +10512,11 @@
         <w:t xml:space="preserve"> а дальше происходит сборка</w:t>
       </w:r>
       <w:r>
-        <w:t xml:space="preserve"> сцены программистом-дизайнером, включающая </w:t>
+        <w:t xml:space="preserve"> сцены программистом</w:t>
+      </w:r>
+      <w:bookmarkEnd w:id="26"/>
+      <w:r>
+        <w:t xml:space="preserve">, включающая </w:t>
       </w:r>
       <w:r>
         <w:t>расставл</w:t>
@@ -10369,13 +10534,7 @@
         <w:t xml:space="preserve"> интереса</w:t>
       </w:r>
       <w:r>
-        <w:t xml:space="preserve"> и</w:t>
-      </w:r>
-      <w:r>
-        <w:t xml:space="preserve"> мест нажат</w:t>
-      </w:r>
-      <w:r>
-        <w:t>ий, за отличием:</w:t>
+        <w:t>, за отличием:</w:t>
       </w:r>
     </w:p>
     <w:p>
@@ -10387,6 +10546,7 @@
         <w:ind w:left="0" w:firstLine="426"/>
       </w:pPr>
       <w:r>
+        <w:lastRenderedPageBreak/>
         <w:t>если тренажёр</w:t>
       </w:r>
       <w:r>
@@ -10737,12 +10897,12 @@
       <w:r>
         <w:rPr>
           <w:rFonts w:cs="Times New Roman"/>
-        </w:rPr>
-        <w:lastRenderedPageBreak/>
+          <w:noProof/>
+        </w:rPr>
         <w:drawing>
-          <wp:inline distT="0" distB="0" distL="0" distR="0" wp14:anchorId="6113E570" wp14:editId="4FB27EA4">
-            <wp:extent cx="3781425" cy="1732989"/>
-            <wp:effectExtent l="0" t="0" r="0" b="635"/>
+          <wp:inline distT="0" distB="0" distL="0" distR="0" wp14:anchorId="6113E570" wp14:editId="0781865E">
+            <wp:extent cx="4198326" cy="1924050"/>
+            <wp:effectExtent l="0" t="0" r="0" b="0"/>
             <wp:docPr id="3" name="Рисунок 3"/>
             <wp:cNvGraphicFramePr>
               <a:graphicFrameLocks xmlns:a="http://schemas.openxmlformats.org/drawingml/2006/main" noChangeAspect="1"/>
@@ -10763,7 +10923,7 @@
                   <pic:spPr>
                     <a:xfrm>
                       <a:off x="0" y="0"/>
-                      <a:ext cx="3833578" cy="1756890"/>
+                      <a:ext cx="4267042" cy="1955542"/>
                     </a:xfrm>
                     <a:prstGeom prst="rect">
                       <a:avLst/>
@@ -10832,10 +10992,17 @@
     <w:p/>
     <w:p>
       <w:r>
+        <w:lastRenderedPageBreak/>
         <w:t>Модель структуры системы (модель взаимосвязей)</w:t>
       </w:r>
       <w:r>
-        <w:t xml:space="preserve"> – это отражение состава системы и её внутренних связей. Содержит модель состава системы, в которую входят элементы окружающей (внешней) среды: ресурсы извне, и из которой выходят элементы во внешнюю среду: продукты переработки (рис. </w:t>
+        <w:t xml:space="preserve"> – это отражение состава системы и её внутренних связей</w:t>
+      </w:r>
+      <w:r>
+        <w:t xml:space="preserve"> </w:t>
+      </w:r>
+      <w:r>
+        <w:t xml:space="preserve">(рис. </w:t>
       </w:r>
       <w:r>
         <w:rPr>
@@ -10854,10 +11021,13 @@
         <w:jc w:val="center"/>
       </w:pPr>
       <w:r>
+        <w:rPr>
+          <w:noProof/>
+        </w:rPr>
         <w:drawing>
-          <wp:inline distT="0" distB="0" distL="0" distR="0" wp14:anchorId="20F3B8F2" wp14:editId="2D28BEE5">
-            <wp:extent cx="5029200" cy="1777283"/>
-            <wp:effectExtent l="0" t="0" r="0" b="0"/>
+          <wp:inline distT="0" distB="0" distL="0" distR="0" wp14:anchorId="20F3B8F2" wp14:editId="7338DF50">
+            <wp:extent cx="6037473" cy="2133600"/>
+            <wp:effectExtent l="0" t="0" r="1905" b="0"/>
             <wp:docPr id="2" name="Рисунок 2"/>
             <wp:cNvGraphicFramePr>
               <a:graphicFrameLocks xmlns:a="http://schemas.openxmlformats.org/drawingml/2006/main" noChangeAspect="1"/>
@@ -10878,7 +11048,7 @@
                   <pic:spPr>
                     <a:xfrm>
                       <a:off x="0" y="0"/>
-                      <a:ext cx="5079916" cy="1795206"/>
+                      <a:ext cx="6153959" cy="2174765"/>
                     </a:xfrm>
                     <a:prstGeom prst="rect">
                       <a:avLst/>
@@ -11043,9 +11213,27 @@
       </w:r>
     </w:p>
     <w:p>
-      <w:r>
-        <w:lastRenderedPageBreak/>
-        <w:t>Для создания 100 сценариев вручную требуется полная рабочая неделя и опытный специалист в целевой предметной области. Исходя из наблюдений, текущая производительность системы на один сценарий: 2-3 человеко-часов. Целевым показателем производительности системы является 10 сценариев в час. Итоговый сценарий должен представлять собой древовидную структуру (</w:t>
+      <w:bookmarkStart w:id="27" w:name="_Hlk227788017"/>
+      <w:r>
+        <w:t>Для создания 100 сценариев вручную требуется полная рабочая неделя и опытный специалист в целевой предметной области.</w:t>
+      </w:r>
+      <w:r>
+        <w:t xml:space="preserve"> </w:t>
+      </w:r>
+      <w:r>
+        <w:t xml:space="preserve">Целевым показателем производительности системы является </w:t>
+      </w:r>
+      <w:r>
+        <w:t>50</w:t>
+      </w:r>
+      <w:r>
+        <w:t xml:space="preserve">0 сценариев в </w:t>
+      </w:r>
+      <w:r>
+        <w:t>неделю</w:t>
+      </w:r>
+      <w:r>
+        <w:t>. Итоговый сценарий должен представлять собой древовидную структуру (</w:t>
       </w:r>
       <w:r>
         <w:rPr>
@@ -11063,24 +11251,31 @@
         <w:t>YAML</w:t>
       </w:r>
       <w:r>
+        <w:t>).</w:t>
+      </w:r>
+    </w:p>
+    <w:p>
+      <w:r>
+        <w:t xml:space="preserve">Один человек не может достичь подобной производительности, особенно когда </w:t>
+      </w:r>
+      <w:r>
+        <w:t xml:space="preserve">часто </w:t>
+      </w:r>
+      <w:r>
+        <w:t xml:space="preserve">меняется структура </w:t>
+      </w:r>
+      <w:r>
+        <w:t>сценария тренажёров или нормативная документация цеха</w:t>
+      </w:r>
+      <w:r>
+        <w:t>.</w:t>
+      </w:r>
+      <w:r>
         <w:t xml:space="preserve"> </w:t>
       </w:r>
-      <w:r>
-        <w:t>и прочее).</w:t>
-      </w:r>
-    </w:p>
-    <w:p>
-      <w:r>
-        <w:t xml:space="preserve">Один человек не может достичь подобной производительности, особенно в случаях, когда меняется структура </w:t>
-      </w:r>
-      <w:r>
-        <w:t>сценария тренажёров или нормативная документация цеха</w:t>
-      </w:r>
-      <w:r>
-        <w:t>.</w:t>
-      </w:r>
-      <w:r>
-        <w:t xml:space="preserve"> Для достижения </w:t>
+      <w:bookmarkEnd w:id="27"/>
+      <w:r>
+        <w:t xml:space="preserve">Для достижения </w:t>
       </w:r>
       <w:r>
         <w:t xml:space="preserve">подобной производительности </w:t>
@@ -11102,6 +11297,7 @@
         </w:numPr>
       </w:pPr>
       <w:r>
+        <w:lastRenderedPageBreak/>
         <w:t>хранить и обеспечивать непрерывный доступ к нормативной документации в формате, пригодном для поиска, анализа и синтеза в процессе генерации;</w:t>
       </w:r>
     </w:p>
@@ -11177,7 +11373,10 @@
     </w:p>
     <w:p>
       <w:r>
-        <w:t xml:space="preserve">NLP (Natural Language Processing, обработка естественного языка) — область информатики, который включает в себя предоставление компьютерам возможности интерпретировать и воспроизводить язык. Охватывает несколько областей обучения, включая лингвистику, информатику, статистику и искусственный интеллект </w:t>
+        <w:t>NLP (Natural Language Processing, обработка естественного языка) — область информатики, который включает в себя предоставление компьютерам возможности интерпретировать и воспроизводить язык</w:t>
+      </w:r>
+      <w:r>
+        <w:t xml:space="preserve"> </w:t>
       </w:r>
       <w:r>
         <w:t>[</w:t>
@@ -11232,7 +11431,6 @@
     </w:p>
     <w:p>
       <w:r>
-        <w:lastRenderedPageBreak/>
         <w:t xml:space="preserve">Для решения задач хранения и обработки корпоративной информации в виде, пригодном для использования </w:t>
       </w:r>
       <w:r>
@@ -11342,137 +11540,61 @@
       </w:r>
     </w:p>
     <w:p>
-      <w:pPr>
-        <w:rPr>
-          <w:rFonts w:cs="Times New Roman"/>
-          <w:lang w:eastAsia="ru-RU"/>
-        </w:rPr>
-      </w:pPr>
-      <w:proofErr w:type="spellStart"/>
-      <w:r>
-        <w:rPr>
-          <w:rFonts w:cs="Times New Roman"/>
-          <w:lang w:eastAsia="ru-RU"/>
-        </w:rPr>
-        <w:t>Эмбеддинг</w:t>
-      </w:r>
-      <w:proofErr w:type="spellEnd"/>
-      <w:r>
-        <w:rPr>
-          <w:rFonts w:cs="Times New Roman"/>
-          <w:lang w:eastAsia="ru-RU"/>
-        </w:rPr>
-        <w:t xml:space="preserve"> — текстовая информация в векторном представлении</w:t>
-      </w:r>
-      <w:r>
-        <w:rPr>
-          <w:rFonts w:cs="Times New Roman"/>
-          <w:lang w:eastAsia="ru-RU"/>
-        </w:rPr>
+      <w:r>
+        <w:t>Большая языковая модель (</w:t>
+      </w:r>
+      <w:r>
+        <w:rPr>
+          <w:lang w:val="en-US"/>
+        </w:rPr>
+        <w:t>LLM</w:t>
+      </w:r>
+      <w:r>
+        <w:t>)</w:t>
+      </w:r>
+      <w:r>
+        <w:t xml:space="preserve"> имеет знания</w:t>
+      </w:r>
+      <w:r>
+        <w:t xml:space="preserve">, </w:t>
+      </w:r>
+      <w:r>
+        <w:t>заложенные в</w:t>
+      </w:r>
+      <w:r>
+        <w:t>о время</w:t>
+      </w:r>
+      <w:r>
+        <w:t xml:space="preserve"> обучения, </w:t>
+      </w:r>
+      <w:r>
+        <w:t xml:space="preserve">однако с этого момента они теряют свою актуальность, </w:t>
+      </w:r>
+      <w:r>
+        <w:t xml:space="preserve">а пере- или </w:t>
+      </w:r>
+      <w:r>
+        <w:lastRenderedPageBreak/>
+        <w:t>дообучение является слишком</w:t>
+      </w:r>
+      <w:r>
+        <w:t xml:space="preserve"> дорогим по времени и материальным ресурсам. </w:t>
+      </w:r>
+      <w:r>
+        <w:rPr>
+          <w:lang w:val="en-US"/>
+        </w:rPr>
+        <w:t>LLM</w:t>
+      </w:r>
+      <w:r>
+        <w:t>-</w:t>
+      </w:r>
+      <w:r>
+        <w:t>агенты могут галлюцинировать – выдавать ложный ответ за правдивый, даже если ответ получен после множества циклов внутренних рассуждений.</w:t>
+      </w:r>
+      <w:r>
         <w:t xml:space="preserve"> </w:t>
       </w:r>
-      <w:r>
-        <w:t>[</w:t>
-      </w:r>
-      <w:r>
-        <w:t>что</w:t>
-      </w:r>
-      <w:r>
-        <w:rPr>
-          <w:lang w:val="en-US"/>
-        </w:rPr>
-        <w:t>rag</w:t>
-      </w:r>
-      <w:r>
-        <w:rPr>
-          <w:rFonts w:cs="Times New Roman"/>
-          <w:lang w:eastAsia="ru-RU"/>
-        </w:rPr>
-        <w:t>, с.24</w:t>
-      </w:r>
-      <w:r>
-        <w:rPr>
-          <w:rFonts w:cs="Times New Roman"/>
-          <w:lang w:eastAsia="ru-RU"/>
-        </w:rPr>
-        <w:t>].</w:t>
-      </w:r>
-    </w:p>
-    <w:p>
-      <w:r>
-        <w:t>Большая языковая модель (</w:t>
-      </w:r>
-      <w:r>
-        <w:rPr>
-          <w:lang w:val="en-US"/>
-        </w:rPr>
-        <w:t>LLM</w:t>
-      </w:r>
-      <w:r>
-        <w:t>)</w:t>
-      </w:r>
-      <w:r>
-        <w:t xml:space="preserve"> имеет знания</w:t>
-      </w:r>
-      <w:r>
-        <w:t xml:space="preserve">, </w:t>
-      </w:r>
-      <w:r>
-        <w:t>заложенные в</w:t>
-      </w:r>
-      <w:r>
-        <w:t>о время</w:t>
-      </w:r>
-      <w:r>
-        <w:t xml:space="preserve"> обучения, </w:t>
-      </w:r>
-      <w:r>
-        <w:t xml:space="preserve">однако с этого момента они теряют свою актуальность, </w:t>
-      </w:r>
-      <w:r>
-        <w:t>а пере- или дообучение является слишком</w:t>
-      </w:r>
-      <w:r>
-        <w:t xml:space="preserve"> дорогим по времени и материальным ресурсам. </w:t>
-      </w:r>
-      <w:r>
-        <w:rPr>
-          <w:lang w:val="en-US"/>
-        </w:rPr>
-        <w:t>LLM</w:t>
-      </w:r>
-      <w:r>
-        <w:t>-</w:t>
-      </w:r>
-      <w:r>
-        <w:t>агенты могут галлюцинировать – выдавать ложный ответ за правдивый, даже если ответ получен после множества циклов внутренних рассуждений.</w:t>
-      </w:r>
-      <w:r>
-        <w:t xml:space="preserve"> </w:t>
-      </w:r>
-      <w:r>
-        <w:t xml:space="preserve">Системы, построенные на основе технологии </w:t>
-      </w:r>
-      <w:r>
-        <w:rPr>
-          <w:lang w:val="en-US"/>
-        </w:rPr>
-        <w:t>RAG</w:t>
-      </w:r>
-      <w:r>
-        <w:t xml:space="preserve">, являются своеобразным костылём, так как решают симптоматику до тех пор, пока не будет разработана новая архитектура, приближающая нас к </w:t>
-      </w:r>
-      <w:r>
-        <w:rPr>
-          <w:lang w:val="en-US"/>
-        </w:rPr>
-        <w:t>AGI</w:t>
-      </w:r>
-      <w:r>
-        <w:t>.</w:t>
-      </w:r>
-    </w:p>
-    <w:p>
       <w:r>
         <w:t xml:space="preserve">Выбор технологии </w:t>
       </w:r>
@@ -11533,13 +11655,7 @@
       </w:r>
       <w:proofErr w:type="spellEnd"/>
       <w:r>
-        <w:t>) – наличие ссылок в выходных параметрах позволяет пользователю проверить достоверность</w:t>
-      </w:r>
-      <w:r>
-        <w:t xml:space="preserve"> </w:t>
-      </w:r>
-      <w:r>
-        <w:t>ответа (или наоборот, ложность информации в документах).</w:t>
+        <w:t>) – наличие ссылок в выходных параметрах позволяет пользователю проверить достоверность ответа (или наоборот, ложность информации в документах).</w:t>
       </w:r>
     </w:p>
     <w:p>
@@ -11606,11 +11722,10 @@
         <w:rPr>
           <w:noProof/>
         </w:rPr>
-        <w:lastRenderedPageBreak/>
         <w:drawing>
-          <wp:inline distT="0" distB="0" distL="0" distR="0" wp14:anchorId="53BD7A15" wp14:editId="4726F2FB">
-            <wp:extent cx="5508829" cy="4429125"/>
-            <wp:effectExtent l="0" t="0" r="0" b="0"/>
+          <wp:inline distT="0" distB="0" distL="0" distR="0" wp14:anchorId="53BD7A15" wp14:editId="7C9D1B38">
+            <wp:extent cx="6089329" cy="4895850"/>
+            <wp:effectExtent l="0" t="0" r="6985" b="0"/>
             <wp:docPr id="23" name="Рисунок 23" descr="Technologies behind RAG - Image by the author"/>
             <wp:cNvGraphicFramePr>
               <a:graphicFrameLocks xmlns:a="http://schemas.openxmlformats.org/drawingml/2006/main" noChangeAspect="1"/>
@@ -11640,7 +11755,7 @@
                   <pic:spPr bwMode="auto">
                     <a:xfrm>
                       <a:off x="0" y="0"/>
-                      <a:ext cx="5514004" cy="4433286"/>
+                      <a:ext cx="6105469" cy="4908827"/>
                     </a:xfrm>
                     <a:prstGeom prst="rect">
                       <a:avLst/>
@@ -11706,6 +11821,7 @@
     </w:p>
     <w:p>
       <w:r>
+        <w:lastRenderedPageBreak/>
         <w:t xml:space="preserve">Была найдена следующая процессная схема, иллюстрирующая проблему генерации ответа </w:t>
       </w:r>
       <w:r>
@@ -11738,9 +11854,9 @@
           <w:noProof/>
         </w:rPr>
         <w:drawing>
-          <wp:inline distT="0" distB="0" distL="0" distR="0" wp14:anchorId="44C742EC" wp14:editId="4DF94E87">
-            <wp:extent cx="4541520" cy="3044486"/>
-            <wp:effectExtent l="0" t="0" r="0" b="3810"/>
+          <wp:inline distT="0" distB="0" distL="0" distR="0" wp14:anchorId="44C742EC" wp14:editId="0146C774">
+            <wp:extent cx="4076700" cy="2732886"/>
+            <wp:effectExtent l="0" t="0" r="0" b="0"/>
             <wp:docPr id="25" name="Рисунок 25"/>
             <wp:cNvGraphicFramePr>
               <a:graphicFrameLocks xmlns:a="http://schemas.openxmlformats.org/drawingml/2006/main" noChangeAspect="1"/>
@@ -11770,7 +11886,7 @@
                   <pic:spPr bwMode="auto">
                     <a:xfrm>
                       <a:off x="0" y="0"/>
-                      <a:ext cx="4547950" cy="3048796"/>
+                      <a:ext cx="4100236" cy="2748664"/>
                     </a:xfrm>
                     <a:prstGeom prst="rect">
                       <a:avLst/>
@@ -11813,32 +11929,46 @@
         <w:fldChar w:fldCharType="end"/>
       </w:r>
       <w:r>
-        <w:t>. Процессная схема системы</w:t>
-      </w:r>
-      <w:r>
-        <w:t xml:space="preserve"> с технологией </w:t>
+        <w:t xml:space="preserve">. Процессная схема </w:t>
+      </w:r>
+      <w:r>
+        <w:t>технологи</w:t>
+      </w:r>
+      <w:r>
+        <w:t>и</w:t>
+      </w:r>
+      <w:r>
+        <w:t xml:space="preserve"> </w:t>
       </w:r>
       <w:r>
         <w:rPr>
           <w:lang w:val="en-US"/>
         </w:rPr>
-        <w:t>RA</w:t>
-      </w:r>
-      <w:r>
-        <w:rPr>
-          <w:lang w:val="en-US"/>
-        </w:rPr>
-        <w:t>G</w:t>
+        <w:t>RAG</w:t>
       </w:r>
     </w:p>
     <w:p/>
     <w:p>
       <w:r>
-        <w:lastRenderedPageBreak/>
-        <w:t>Согласно схеме необходимо изучить связи между актуальными внешними данными и контекстным окном LLM-агента. Таким образом, необходимо сделать акцент на качестве фильтрации и ранжирования извлекаем</w:t>
+        <w:t>Согласно схеме необходимо изучить связи между актуальными внешними данными</w:t>
+      </w:r>
+      <w:r>
+        <w:t xml:space="preserve"> (3)</w:t>
+      </w:r>
+      <w:r>
+        <w:t xml:space="preserve"> и контекстным окном LLM-агента</w:t>
+      </w:r>
+      <w:r>
+        <w:t xml:space="preserve"> (4)</w:t>
+      </w:r>
+      <w:r>
+        <w:t>. Таким образом, необходимо сделать акцент на качестве фильтрации и ранжирования извлекаем</w:t>
       </w:r>
       <w:r>
         <w:t>ым смыслов пользовательской информации</w:t>
+      </w:r>
+      <w:r>
+        <w:t xml:space="preserve"> (2)</w:t>
       </w:r>
       <w:r>
         <w:t>.</w:t>
@@ -11871,6 +12001,9 @@
         <w:jc w:val="center"/>
       </w:pPr>
       <w:r>
+        <w:rPr>
+          <w:noProof/>
+        </w:rPr>
         <w:drawing>
           <wp:inline distT="0" distB="0" distL="0" distR="0" wp14:anchorId="4E1CBD00" wp14:editId="4F679868">
             <wp:extent cx="5543550" cy="1369495"/>
@@ -11995,6 +12128,7 @@
         </w:numPr>
       </w:pPr>
       <w:r>
+        <w:lastRenderedPageBreak/>
         <w:t>и</w:t>
       </w:r>
       <w:r>
@@ -12164,7 +12298,7 @@
       </w:r>
       <w:proofErr w:type="spellEnd"/>
       <w:r>
-        <w:t xml:space="preserve"> — многомерными векторами, которые представляют данные (текст, изображения, аудио) в понятном для ИИ виде</w:t>
+        <w:t xml:space="preserve"> в понятном для ИИ виде</w:t>
       </w:r>
       <w:r>
         <w:t xml:space="preserve"> </w:t>
@@ -12192,7 +12326,6 @@
     </w:p>
     <w:p>
       <w:r>
-        <w:lastRenderedPageBreak/>
         <w:t xml:space="preserve">В рамках решения </w:t>
       </w:r>
       <w:r>
@@ -12227,9 +12360,6 @@
       </w:r>
       <w:r>
         <w:t xml:space="preserve"> вероятностей (для оценки достоверности ответа).</w:t>
-      </w:r>
-      <w:r>
-        <w:t xml:space="preserve"> Самописный математический аппарат отсутствует.</w:t>
       </w:r>
     </w:p>
     <w:p>
@@ -12894,7 +13024,7 @@
     </w:p>
     <w:p/>
     <w:p>
-      <w:bookmarkStart w:id="25" w:name="_Hlk227534115"/>
+      <w:bookmarkStart w:id="28" w:name="_Hlk227534115"/>
       <w:r>
         <w:t xml:space="preserve">Для взаимодействия с </w:t>
       </w:r>
@@ -13052,38 +13182,122 @@
         <w:t>».</w:t>
       </w:r>
     </w:p>
-    <w:bookmarkEnd w:id="25"/>
+    <w:bookmarkEnd w:id="28"/>
     <w:p>
       <w:pPr>
         <w:ind w:firstLine="0"/>
         <w:jc w:val="left"/>
+      </w:pPr>
+    </w:p>
+    <w:p>
+      <w:pPr>
+        <w:pStyle w:val="2"/>
+      </w:pPr>
+      <w:bookmarkStart w:id="29" w:name="_Toc227660138"/>
+      <w:r>
+        <w:lastRenderedPageBreak/>
+        <w:t>Разработка спецификаций проектируемой системы</w:t>
+      </w:r>
+      <w:bookmarkEnd w:id="29"/>
+    </w:p>
+    <w:p>
+      <w:r>
+        <w:t xml:space="preserve">В основе объектного подхода к разработке ПО лежит </w:t>
+      </w:r>
+      <w:r>
+        <w:t>объектная декомпозиция</w:t>
+      </w:r>
+      <w:r>
+        <w:t>:</w:t>
+      </w:r>
+      <w:r>
+        <w:t xml:space="preserve"> представление ПО в виде совокупности объектов, в процессе взаимодействия которых через передачу сообщений и происходит выполнение требуемых функций [</w:t>
+      </w:r>
+      <w:proofErr w:type="spellStart"/>
+      <w:r>
+        <w:t>иванова</w:t>
+      </w:r>
+      <w:proofErr w:type="spellEnd"/>
+      <w:r>
+        <w:t>, с.125].</w:t>
+      </w:r>
+      <w:r>
+        <w:t xml:space="preserve"> Спецификациями называют точное формализованное описание функций и ограничений разрабатываемого ПО. Совокупность спецификаций представляет собой общую логическую модель проектируемого программного обеспечения </w:t>
+      </w:r>
+      <w:r>
+        <w:t>[</w:t>
+      </w:r>
+      <w:proofErr w:type="spellStart"/>
+      <w:r>
+        <w:t>иванова</w:t>
+      </w:r>
+      <w:proofErr w:type="spellEnd"/>
+      <w:r>
+        <w:t xml:space="preserve">, </w:t>
+      </w:r>
+      <w:r>
+        <w:t>с.21</w:t>
+      </w:r>
+      <w:r>
+        <w:t>]</w:t>
+      </w:r>
+      <w:r>
+        <w:t>.</w:t>
+      </w:r>
+    </w:p>
+    <w:p/>
+    <w:p>
+      <w:pPr>
+        <w:pStyle w:val="3"/>
+      </w:pPr>
+      <w:bookmarkStart w:id="30" w:name="_Toc227660139"/>
+      <w:r>
+        <w:t>Построение диаграмм</w:t>
+      </w:r>
+      <w:r>
+        <w:t>ы</w:t>
+      </w:r>
+      <w:r>
+        <w:t xml:space="preserve"> вариантов использования</w:t>
+      </w:r>
+      <w:bookmarkEnd w:id="30"/>
+    </w:p>
+    <w:p>
+      <w:r>
+        <w:t>Вариант использования (прецедент, аспект, "</w:t>
+      </w:r>
+      <w:r>
         <w:rPr>
           <w:lang w:val="en-US"/>
         </w:rPr>
-      </w:pPr>
-    </w:p>
-    <w:p>
-      <w:pPr>
-        <w:pStyle w:val="2"/>
-      </w:pPr>
-      <w:bookmarkStart w:id="26" w:name="_Toc227660138"/>
-      <w:r>
-        <w:t>Разработка спецификаций проектируемой системы</w:t>
-      </w:r>
-      <w:bookmarkEnd w:id="26"/>
-    </w:p>
-    <w:p>
-      <w:r>
-        <w:t xml:space="preserve">В основе объектного подхода к разработке ПО лежит </w:t>
-      </w:r>
-      <w:r>
-        <w:t>объектная декомпозиция</w:t>
-      </w:r>
-      <w:r>
-        <w:t>:</w:t>
-      </w:r>
-      <w:r>
-        <w:t xml:space="preserve"> представление ПО в виде совокупности объектов, в процессе взаимодействия которых через передачу сообщений и происходит выполнение требуемых функций [</w:t>
+        <w:t>use</w:t>
+      </w:r>
+      <w:r>
+        <w:t xml:space="preserve"> </w:t>
+      </w:r>
+      <w:r>
+        <w:rPr>
+          <w:lang w:val="en-US"/>
+        </w:rPr>
+        <w:t>case</w:t>
+      </w:r>
+      <w:r>
+        <w:t>"</w:t>
+      </w:r>
+      <w:r>
+        <w:t>, ВИ</w:t>
+      </w:r>
+      <w:r>
+        <w:t xml:space="preserve">) </w:t>
+      </w:r>
+      <w:r>
+        <w:t xml:space="preserve">– это </w:t>
+      </w:r>
+      <w:r>
+        <w:t>описание процедуры (последовательности действий) применения разрабатываемой системы конкретным действующим лицом, в качестве которого могут выступать не только люди</w:t>
+      </w:r>
+      <w:r>
+        <w:t>, но и другие системы или устройства, с целью получения значимого результата [</w:t>
       </w:r>
       <w:proofErr w:type="spellStart"/>
       <w:r>
@@ -13091,10 +13305,42 @@
       </w:r>
       <w:proofErr w:type="spellEnd"/>
       <w:r>
-        <w:t>, с.125].</w:t>
-      </w:r>
-      <w:r>
-        <w:t xml:space="preserve"> Спецификациями называют точное формализованное описание функций и ограничений разрабатываемого ПО. Совокупность спецификаций представляет собой общую логическую модель проектируемого программного обеспечения </w:t>
+        <w:t>, с.127].</w:t>
+      </w:r>
+      <w:r>
+        <w:t xml:space="preserve"> </w:t>
+      </w:r>
+      <w:r>
+        <w:t xml:space="preserve">Все </w:t>
+      </w:r>
+      <w:r>
+        <w:t>ВИ</w:t>
+      </w:r>
+      <w:r>
+        <w:t xml:space="preserve">, так или иначе, связаны с требованиями </w:t>
+      </w:r>
+      <w:proofErr w:type="gramStart"/>
+      <w:r>
+        <w:t>к функциональности</w:t>
+      </w:r>
+      <w:proofErr w:type="gramEnd"/>
+      <w:r>
+        <w:t xml:space="preserve"> разрабатываемой </w:t>
+      </w:r>
+      <w:r>
+        <w:t>ИС</w:t>
+      </w:r>
+      <w:r>
+        <w:t xml:space="preserve"> и моделированию поведения, являясь одним из основных инструментов </w:t>
+      </w:r>
+      <w:r>
+        <w:rPr>
+          <w:lang w:val="en-US"/>
+        </w:rPr>
+        <w:t>UML</w:t>
+      </w:r>
+      <w:r>
+        <w:t xml:space="preserve"> </w:t>
       </w:r>
       <w:r>
         <w:t>[</w:t>
@@ -13105,237 +13351,119 @@
       </w:r>
       <w:proofErr w:type="spellEnd"/>
       <w:r>
-        <w:t xml:space="preserve">, </w:t>
-      </w:r>
-      <w:r>
-        <w:t>с.21</w:t>
-      </w:r>
-      <w:r>
-        <w:t>]</w:t>
+        <w:t>, с.127].</w:t>
+      </w:r>
+    </w:p>
+    <w:p>
+      <w:r>
+        <w:t>Диаграммы вариантов использования (ДВИ) (диаграммы поведения или диаграммы прецедентов) – это диаграммы для описания набора действий (вариантов использования), которые субъект должен или может выполнять в сотрудничестве с одним или несколькими актёрами; позволяют наглядно представить ожидаемое поведение системы</w:t>
+      </w:r>
+      <w:r>
+        <w:t xml:space="preserve"> </w:t>
+      </w:r>
+      <w:r>
+        <w:t>[</w:t>
+      </w:r>
+      <w:proofErr w:type="spellStart"/>
+      <w:r>
+        <w:t>иванова</w:t>
+      </w:r>
+      <w:proofErr w:type="spellEnd"/>
+      <w:r>
+        <w:t>, с.1</w:t>
+      </w:r>
+      <w:r>
+        <w:t>30</w:t>
+      </w:r>
+      <w:r>
+        <w:t>].</w:t>
+      </w:r>
+    </w:p>
+    <w:p>
+      <w:r>
+        <w:t xml:space="preserve">Действующее лицо (актёр, </w:t>
+      </w:r>
+      <w:r>
+        <w:rPr>
+          <w:lang w:val="en-US"/>
+        </w:rPr>
+        <w:t>Actor</w:t>
+      </w:r>
+      <w:r>
+        <w:t xml:space="preserve">) – внешняя по отношению к разрабатываемому </w:t>
+      </w:r>
+      <w:r>
+        <w:t>ПО</w:t>
+      </w:r>
+      <w:r>
+        <w:t xml:space="preserve"> сущность, которая взаимодействует с ним с целью получения или предоставления какой-либо информации</w:t>
+      </w:r>
+      <w:r>
+        <w:t xml:space="preserve"> </w:t>
+      </w:r>
+      <w:r>
+        <w:t>[</w:t>
+      </w:r>
+      <w:proofErr w:type="spellStart"/>
+      <w:r>
+        <w:t>иванова</w:t>
+      </w:r>
+      <w:proofErr w:type="spellEnd"/>
+      <w:r>
+        <w:t>, с.1</w:t>
+      </w:r>
+      <w:r>
+        <w:t>31</w:t>
+      </w:r>
+      <w:r>
+        <w:t>].</w:t>
+      </w:r>
+    </w:p>
+    <w:p>
+      <w:r>
+        <w:t xml:space="preserve">Связь – взаимодействие действующих лиц и соответствующих </w:t>
+      </w:r>
+      <w:r>
+        <w:t>ВИ</w:t>
       </w:r>
       <w:r>
         <w:t>.</w:t>
       </w:r>
     </w:p>
-    <w:p/>
-    <w:p>
-      <w:pPr>
-        <w:pStyle w:val="3"/>
-      </w:pPr>
-      <w:bookmarkStart w:id="27" w:name="_Toc227660139"/>
+    <w:p>
+      <w:r>
+        <w:t xml:space="preserve">Субъект – это класс, описанный набором </w:t>
+      </w:r>
+      <w:r>
+        <w:t>ВИ</w:t>
+      </w:r>
+      <w:r>
+        <w:t xml:space="preserve"> (обычно системы или подсистемы)</w:t>
+      </w:r>
+      <w:r>
+        <w:t xml:space="preserve"> </w:t>
+      </w:r>
+      <w:r>
+        <w:t>[</w:t>
+      </w:r>
+      <w:proofErr w:type="spellStart"/>
+      <w:r>
+        <w:t>иванова</w:t>
+      </w:r>
+      <w:proofErr w:type="spellEnd"/>
+      <w:r>
+        <w:t>, с.1</w:t>
+      </w:r>
+      <w:r>
+        <w:t>31</w:t>
+      </w:r>
+      <w:r>
+        <w:t>].</w:t>
+      </w:r>
+    </w:p>
+    <w:p>
       <w:r>
         <w:lastRenderedPageBreak/>
-        <w:t>Построение диаграмм</w:t>
-      </w:r>
-      <w:r>
-        <w:t>ы</w:t>
-      </w:r>
-      <w:r>
-        <w:t xml:space="preserve"> вариантов использования</w:t>
-      </w:r>
-      <w:bookmarkEnd w:id="27"/>
-    </w:p>
-    <w:p>
-      <w:r>
-        <w:t>Вариант использования (прецедент, аспект, "</w:t>
-      </w:r>
-      <w:r>
-        <w:rPr>
-          <w:lang w:val="en-US"/>
-        </w:rPr>
-        <w:t>use</w:t>
-      </w:r>
-      <w:r>
-        <w:t xml:space="preserve"> </w:t>
-      </w:r>
-      <w:r>
-        <w:rPr>
-          <w:lang w:val="en-US"/>
-        </w:rPr>
-        <w:t>case</w:t>
-      </w:r>
-      <w:r>
-        <w:t>"</w:t>
-      </w:r>
-      <w:r>
-        <w:t>, ВИ</w:t>
-      </w:r>
-      <w:r>
-        <w:t xml:space="preserve">) </w:t>
-      </w:r>
-      <w:r>
-        <w:t xml:space="preserve">– это </w:t>
-      </w:r>
-      <w:r>
-        <w:t>описание процедуры (последовательности действий) применения разрабатываемой системы конкретным действующим лицом, в качестве которого могут выступать не только люди</w:t>
-      </w:r>
-      <w:r>
-        <w:t>, но и другие системы или устройства, с целью получения значимого результата [</w:t>
-      </w:r>
-      <w:proofErr w:type="spellStart"/>
-      <w:r>
-        <w:t>иванова</w:t>
-      </w:r>
-      <w:proofErr w:type="spellEnd"/>
-      <w:r>
-        <w:t>, с.127].</w:t>
-      </w:r>
-      <w:r>
-        <w:t xml:space="preserve"> </w:t>
-      </w:r>
-      <w:r>
-        <w:t xml:space="preserve">Все </w:t>
-      </w:r>
-      <w:r>
-        <w:t>ВИ</w:t>
-      </w:r>
-      <w:r>
-        <w:t xml:space="preserve">, так или иначе, связаны с требованиями </w:t>
-      </w:r>
-      <w:proofErr w:type="gramStart"/>
-      <w:r>
-        <w:t>к функциональности</w:t>
-      </w:r>
-      <w:proofErr w:type="gramEnd"/>
-      <w:r>
-        <w:t xml:space="preserve"> разрабатываемой </w:t>
-      </w:r>
-      <w:r>
-        <w:t>ИС</w:t>
-      </w:r>
-      <w:r>
-        <w:t xml:space="preserve"> и моделированию поведения, являясь одним из основных инструментов </w:t>
-      </w:r>
-      <w:r>
-        <w:rPr>
-          <w:lang w:val="en-US"/>
-        </w:rPr>
-        <w:t>UML</w:t>
-      </w:r>
-      <w:r>
-        <w:t xml:space="preserve"> </w:t>
-      </w:r>
-      <w:r>
-        <w:t>[</w:t>
-      </w:r>
-      <w:proofErr w:type="spellStart"/>
-      <w:r>
-        <w:t>иванова</w:t>
-      </w:r>
-      <w:proofErr w:type="spellEnd"/>
-      <w:r>
-        <w:t>, с.127].</w:t>
-      </w:r>
-    </w:p>
-    <w:p>
-      <w:r>
-        <w:t>Диаграммы вариантов использования (ДВИ) (диаграммы поведения или диаграммы прецедентов) – это диаграммы для описания набора действий (вариантов использования), которые субъект должен или может выполнять в сотрудничестве с одним или несколькими актёрами; позволяют наглядно представить ожидаемое поведение системы</w:t>
-      </w:r>
-      <w:r>
-        <w:t xml:space="preserve"> </w:t>
-      </w:r>
-      <w:r>
-        <w:t>[</w:t>
-      </w:r>
-      <w:proofErr w:type="spellStart"/>
-      <w:r>
-        <w:t>иванова</w:t>
-      </w:r>
-      <w:proofErr w:type="spellEnd"/>
-      <w:r>
-        <w:t>, с.1</w:t>
-      </w:r>
-      <w:r>
-        <w:t>30</w:t>
-      </w:r>
-      <w:r>
-        <w:t>].</w:t>
-      </w:r>
-    </w:p>
-    <w:p>
-      <w:r>
-        <w:t xml:space="preserve">Действующее лицо (актёр, </w:t>
-      </w:r>
-      <w:r>
-        <w:rPr>
-          <w:lang w:val="en-US"/>
-        </w:rPr>
-        <w:t>Actor</w:t>
-      </w:r>
-      <w:r>
-        <w:t xml:space="preserve">) – внешняя по отношению к разрабатываемому </w:t>
-      </w:r>
-      <w:r>
-        <w:t>ПО</w:t>
-      </w:r>
-      <w:r>
-        <w:t xml:space="preserve"> сущность, которая взаимодействует с ним с целью получения или предоставления какой-либо информации</w:t>
-      </w:r>
-      <w:r>
-        <w:t xml:space="preserve"> </w:t>
-      </w:r>
-      <w:r>
-        <w:t>[</w:t>
-      </w:r>
-      <w:proofErr w:type="spellStart"/>
-      <w:r>
-        <w:t>иванова</w:t>
-      </w:r>
-      <w:proofErr w:type="spellEnd"/>
-      <w:r>
-        <w:t>, с.1</w:t>
-      </w:r>
-      <w:r>
-        <w:t>31</w:t>
-      </w:r>
-      <w:r>
-        <w:t>].</w:t>
-      </w:r>
-    </w:p>
-    <w:p>
-      <w:r>
-        <w:t xml:space="preserve">Связь – взаимодействие действующих лиц и соответствующих </w:t>
-      </w:r>
-      <w:r>
-        <w:t>ВИ</w:t>
-      </w:r>
-      <w:r>
-        <w:t>.</w:t>
-      </w:r>
-    </w:p>
-    <w:p>
-      <w:r>
-        <w:t xml:space="preserve">Субъект – это класс, описанный набором </w:t>
-      </w:r>
-      <w:r>
-        <w:t>ВИ</w:t>
-      </w:r>
-      <w:r>
-        <w:t xml:space="preserve"> (обычно системы или подсистемы)</w:t>
-      </w:r>
-      <w:r>
-        <w:t xml:space="preserve"> </w:t>
-      </w:r>
-      <w:r>
-        <w:t>[</w:t>
-      </w:r>
-      <w:proofErr w:type="spellStart"/>
-      <w:r>
-        <w:t>иванова</w:t>
-      </w:r>
-      <w:proofErr w:type="spellEnd"/>
-      <w:r>
-        <w:t>, с.1</w:t>
-      </w:r>
-      <w:r>
-        <w:t>31</w:t>
-      </w:r>
-      <w:r>
-        <w:t>].</w:t>
-      </w:r>
-    </w:p>
-    <w:p>
-      <w:r>
         <w:t>ВИ</w:t>
       </w:r>
       <w:r>
@@ -13476,7 +13604,6 @@
     </w:p>
     <w:p>
       <w:r>
-        <w:lastRenderedPageBreak/>
         <w:t xml:space="preserve">Для разрабатываемой ИС была построена ДВИ (рис. </w:t>
       </w:r>
       <w:r>
@@ -13508,9 +13635,12 @@
         <w:jc w:val="center"/>
       </w:pPr>
       <w:r>
+        <w:rPr>
+          <w:noProof/>
+        </w:rPr>
         <w:drawing>
-          <wp:inline distT="0" distB="0" distL="0" distR="0" wp14:anchorId="148E637B" wp14:editId="1F73D3A3">
-            <wp:extent cx="4191000" cy="4042284"/>
+          <wp:inline distT="0" distB="0" distL="0" distR="0" wp14:anchorId="148E637B" wp14:editId="662AA23D">
+            <wp:extent cx="4443942" cy="4286250"/>
             <wp:effectExtent l="0" t="0" r="0" b="0"/>
             <wp:docPr id="13" name="Рисунок 13"/>
             <wp:cNvGraphicFramePr>
@@ -13532,7 +13662,7 @@
                   <pic:spPr>
                     <a:xfrm>
                       <a:off x="0" y="0"/>
-                      <a:ext cx="4211240" cy="4061805"/>
+                      <a:ext cx="4472983" cy="4314261"/>
                     </a:xfrm>
                     <a:prstGeom prst="rect">
                       <a:avLst/>
@@ -13581,11 +13711,9 @@
         <w:spacing w:line="240" w:lineRule="auto"/>
         <w:ind w:firstLine="0"/>
         <w:jc w:val="right"/>
-        <w:rPr>
-          <w:lang w:val="en-US"/>
-        </w:rPr>
-      </w:pPr>
-      <w:r>
+      </w:pPr>
+      <w:r>
+        <w:lastRenderedPageBreak/>
         <w:t xml:space="preserve">Таблица </w:t>
       </w:r>
       <w:r>
@@ -14401,7 +14529,6 @@
         <w:jc w:val="right"/>
       </w:pPr>
       <w:r>
-        <w:lastRenderedPageBreak/>
         <w:t xml:space="preserve">Таблица </w:t>
       </w:r>
       <w:r>
@@ -15658,6 +15785,7 @@
         <w:jc w:val="right"/>
       </w:pPr>
       <w:r>
+        <w:lastRenderedPageBreak/>
         <w:t xml:space="preserve">Таблица </w:t>
       </w:r>
       <w:r>
@@ -16411,7 +16539,6 @@
         <w:jc w:val="right"/>
       </w:pPr>
       <w:r>
-        <w:lastRenderedPageBreak/>
         <w:t xml:space="preserve">Таблица </w:t>
       </w:r>
       <w:r>
@@ -16619,6 +16746,7 @@
     <w:p/>
     <w:p>
       <w:pPr>
+        <w:spacing w:line="240" w:lineRule="auto"/>
         <w:ind w:firstLine="0"/>
         <w:jc w:val="right"/>
       </w:pPr>
@@ -17015,6 +17143,7 @@
     <w:p/>
     <w:p>
       <w:pPr>
+        <w:spacing w:line="240" w:lineRule="auto"/>
         <w:jc w:val="right"/>
       </w:pPr>
       <w:r>
@@ -17341,6 +17470,7 @@
         <w:jc w:val="right"/>
       </w:pPr>
       <w:r>
+        <w:lastRenderedPageBreak/>
         <w:t>Таблица 1</w:t>
       </w:r>
       <w:r>
@@ -18083,11 +18213,11 @@
     <w:p/>
     <w:p>
       <w:pPr>
+        <w:spacing w:line="240" w:lineRule="auto"/>
         <w:ind w:firstLine="0"/>
         <w:jc w:val="right"/>
       </w:pPr>
       <w:r>
-        <w:lastRenderedPageBreak/>
         <w:t>Таблица 1</w:t>
       </w:r>
       <w:r>
@@ -18550,6 +18680,7 @@
     <w:p/>
     <w:p>
       <w:pPr>
+        <w:spacing w:line="240" w:lineRule="auto"/>
         <w:jc w:val="right"/>
       </w:pPr>
       <w:r>
@@ -19233,10 +19364,10 @@
     <w:p/>
     <w:p>
       <w:pPr>
-        <w:spacing w:line="240" w:lineRule="auto"/>
         <w:jc w:val="right"/>
       </w:pPr>
       <w:r>
+        <w:lastRenderedPageBreak/>
         <w:t xml:space="preserve">Таблица </w:t>
       </w:r>
       <w:r>
@@ -19491,14 +19622,14 @@
       <w:pPr>
         <w:pStyle w:val="3"/>
       </w:pPr>
-      <w:bookmarkStart w:id="28" w:name="_Toc227660140"/>
+      <w:bookmarkStart w:id="31" w:name="_Toc227660140"/>
       <w:r>
         <w:t xml:space="preserve">Построение </w:t>
       </w:r>
       <w:r>
         <w:t>контекстной диаграммы классов</w:t>
       </w:r>
-      <w:bookmarkEnd w:id="28"/>
+      <w:bookmarkEnd w:id="31"/>
     </w:p>
     <w:p>
       <w:r>
@@ -19532,7 +19663,6 @@
     </w:p>
     <w:p>
       <w:r>
-        <w:lastRenderedPageBreak/>
         <w:t xml:space="preserve">Чаще всего они используются для моделирования объектно-ориентированных систем и представляют статическое представление процессов этих систем </w:t>
       </w:r>
       <w:r>
@@ -19635,6 +19765,7 @@
         <w:rPr>
           <w:noProof/>
         </w:rPr>
+        <w:lastRenderedPageBreak/>
         <w:drawing>
           <wp:inline distT="0" distB="0" distL="0" distR="0" wp14:anchorId="3F64D491" wp14:editId="381F2368">
             <wp:extent cx="5967835" cy="3209925"/>
@@ -19675,6 +19806,7 @@
     <w:p>
       <w:pPr>
         <w:pStyle w:val="af5"/>
+        <w:spacing w:line="360" w:lineRule="auto"/>
       </w:pPr>
       <w:r>
         <w:t xml:space="preserve">Рис. </w:t>
@@ -19707,7 +19839,6 @@
     <w:p/>
     <w:p>
       <w:r>
-        <w:lastRenderedPageBreak/>
         <w:t xml:space="preserve">Для краткого описания назначения классов была построена табл. </w:t>
       </w:r>
       <w:r>
@@ -20336,11 +20467,12 @@
       <w:pPr>
         <w:pStyle w:val="3"/>
       </w:pPr>
-      <w:bookmarkStart w:id="29" w:name="_Toc227660141"/>
-      <w:r>
+      <w:bookmarkStart w:id="32" w:name="_Toc227660141"/>
+      <w:r>
+        <w:lastRenderedPageBreak/>
         <w:t>Построение диаграмм последовательностей системы</w:t>
       </w:r>
-      <w:bookmarkEnd w:id="29"/>
+      <w:bookmarkEnd w:id="32"/>
     </w:p>
     <w:p>
       <w:r>
@@ -20427,7 +20559,6 @@
         </w:numPr>
       </w:pPr>
       <w:r>
-        <w:lastRenderedPageBreak/>
         <w:t>изобразить системные события в виде линий со стрелкой на конце между линиями жизни действующих лиц и системы, а также указать имена событий и списки передаваемых значений.</w:t>
       </w:r>
     </w:p>
@@ -20614,10 +20745,11 @@
         <w:rPr>
           <w:noProof/>
         </w:rPr>
+        <w:lastRenderedPageBreak/>
         <w:drawing>
-          <wp:inline distT="0" distB="0" distL="0" distR="0" wp14:anchorId="4C98BA67" wp14:editId="37411041">
-            <wp:extent cx="4067428" cy="2057400"/>
-            <wp:effectExtent l="0" t="0" r="9525" b="0"/>
+          <wp:inline distT="0" distB="0" distL="0" distR="0" wp14:anchorId="4C98BA67" wp14:editId="211E76EE">
+            <wp:extent cx="4349886" cy="2200275"/>
+            <wp:effectExtent l="0" t="0" r="0" b="0"/>
             <wp:docPr id="32" name="Рисунок 32"/>
             <wp:cNvGraphicFramePr>
               <a:graphicFrameLocks xmlns:a="http://schemas.openxmlformats.org/drawingml/2006/main" noChangeAspect="1"/>
@@ -20638,7 +20770,7 @@
                   <pic:spPr>
                     <a:xfrm>
                       <a:off x="0" y="0"/>
-                      <a:ext cx="4153267" cy="2100820"/>
+                      <a:ext cx="4444598" cy="2248183"/>
                     </a:xfrm>
                     <a:prstGeom prst="rect">
                       <a:avLst/>
@@ -20685,9 +20817,6 @@
       <w:pPr>
         <w:pStyle w:val="af5"/>
         <w:spacing w:line="360" w:lineRule="auto"/>
-        <w:rPr>
-          <w:lang w:val="en-US"/>
-        </w:rPr>
       </w:pPr>
       <w:r>
         <w:t>ВИ</w:t>
@@ -20699,27 +20828,12 @@
         <w:t>«Создание нового сценария»</w:t>
       </w:r>
     </w:p>
-    <w:p>
-      <w:pPr>
-        <w:rPr>
-          <w:lang w:val="en-US"/>
-        </w:rPr>
-      </w:pPr>
-    </w:p>
-    <w:p>
-      <w:pPr>
-        <w:jc w:val="left"/>
-      </w:pPr>
-      <w:r>
-        <w:br w:type="page"/>
-      </w:r>
-    </w:p>
+    <w:p/>
     <w:p>
       <w:pPr>
         <w:jc w:val="right"/>
       </w:pPr>
       <w:r>
-        <w:lastRenderedPageBreak/>
         <w:t>Таблица 2</w:t>
       </w:r>
       <w:r>
@@ -22436,6 +22550,7 @@
         <w:jc w:val="right"/>
       </w:pPr>
       <w:r>
+        <w:lastRenderedPageBreak/>
         <w:t>Таблица 2</w:t>
       </w:r>
       <w:r>
@@ -23310,7 +23425,6 @@
     <w:p/>
     <w:p>
       <w:r>
-        <w:lastRenderedPageBreak/>
         <w:t>Диаграмма последовательностей системы варианта использования «</w:t>
       </w:r>
       <w:r>
@@ -23355,8 +23469,8 @@
           <w:noProof/>
         </w:rPr>
         <w:drawing>
-          <wp:inline distT="0" distB="0" distL="0" distR="0" wp14:anchorId="5B628946" wp14:editId="29558EE5">
-            <wp:extent cx="3475664" cy="1638300"/>
+          <wp:inline distT="0" distB="0" distL="0" distR="0" wp14:anchorId="5B628946" wp14:editId="5F037BF1">
+            <wp:extent cx="3334213" cy="1571625"/>
             <wp:effectExtent l="0" t="0" r="0" b="0"/>
             <wp:docPr id="33" name="Рисунок 33"/>
             <wp:cNvGraphicFramePr>
@@ -23378,7 +23492,7 @@
                   <pic:spPr>
                     <a:xfrm>
                       <a:off x="0" y="0"/>
-                      <a:ext cx="3518532" cy="1658506"/>
+                      <a:ext cx="3409449" cy="1607089"/>
                     </a:xfrm>
                     <a:prstGeom prst="rect">
                       <a:avLst/>
@@ -23432,6 +23546,7 @@
     </w:p>
     <w:p>
       <w:pPr>
+        <w:spacing w:line="240" w:lineRule="auto"/>
         <w:jc w:val="right"/>
       </w:pPr>
       <w:r>
@@ -24319,9 +24434,6 @@
     <w:p>
       <w:pPr>
         <w:jc w:val="right"/>
-        <w:rPr>
-          <w:lang w:val="en-US"/>
-        </w:rPr>
       </w:pPr>
     </w:p>
     <w:p>
@@ -24329,6 +24441,7 @@
         <w:jc w:val="right"/>
       </w:pPr>
       <w:r>
+        <w:lastRenderedPageBreak/>
         <w:t>Таблица 2</w:t>
       </w:r>
       <w:r>
@@ -25178,7 +25291,6 @@
         <w:jc w:val="right"/>
       </w:pPr>
       <w:r>
-        <w:lastRenderedPageBreak/>
         <w:t>Таблица 2</w:t>
       </w:r>
       <w:r>
@@ -26148,8 +26260,8 @@
           <w:noProof/>
         </w:rPr>
         <w:drawing>
-          <wp:inline distT="0" distB="0" distL="0" distR="0" wp14:anchorId="39909C51" wp14:editId="54CF54F3">
-            <wp:extent cx="3619500" cy="1657279"/>
+          <wp:inline distT="0" distB="0" distL="0" distR="0" wp14:anchorId="39909C51" wp14:editId="1DE5DB3E">
+            <wp:extent cx="3743325" cy="1713975"/>
             <wp:effectExtent l="0" t="0" r="0" b="635"/>
             <wp:docPr id="35" name="Рисунок 35"/>
             <wp:cNvGraphicFramePr>
@@ -26171,7 +26283,7 @@
                   <pic:spPr>
                     <a:xfrm>
                       <a:off x="0" y="0"/>
-                      <a:ext cx="3619500" cy="1657279"/>
+                      <a:ext cx="3753507" cy="1718637"/>
                     </a:xfrm>
                     <a:prstGeom prst="rect">
                       <a:avLst/>
@@ -26223,11 +26335,13 @@
         <w:t>ВИ «Получение сценария определённой версии»</w:t>
       </w:r>
     </w:p>
+    <w:p/>
     <w:p>
       <w:pPr>
         <w:jc w:val="right"/>
       </w:pPr>
       <w:r>
+        <w:lastRenderedPageBreak/>
         <w:t>Таблица 2</w:t>
       </w:r>
       <w:r>
@@ -27075,7 +27189,6 @@
         <w:jc w:val="right"/>
       </w:pPr>
       <w:r>
-        <w:lastRenderedPageBreak/>
         <w:t xml:space="preserve">Таблица </w:t>
       </w:r>
       <w:r>
@@ -28606,6 +28719,7 @@
     <w:p/>
     <w:p>
       <w:r>
+        <w:lastRenderedPageBreak/>
         <w:t xml:space="preserve">Диаграмма последовательностей системы </w:t>
       </w:r>
       <w:r>
@@ -28727,25 +28841,14 @@
     </w:p>
     <w:p>
       <w:pPr>
-        <w:rPr>
-          <w:lang w:val="en-US"/>
-        </w:rPr>
-      </w:pPr>
-    </w:p>
-    <w:p>
-      <w:pPr>
         <w:jc w:val="left"/>
       </w:pPr>
-      <w:r>
-        <w:br w:type="page"/>
-      </w:r>
     </w:p>
     <w:p>
       <w:pPr>
         <w:jc w:val="right"/>
       </w:pPr>
       <w:r>
-        <w:lastRenderedPageBreak/>
         <w:t>Таблица 3</w:t>
       </w:r>
       <w:r>
@@ -30378,36 +30481,44 @@
       <w:pPr>
         <w:pStyle w:val="3"/>
       </w:pPr>
-      <w:bookmarkStart w:id="30" w:name="_Toc227660142"/>
-      <w:r>
+      <w:bookmarkStart w:id="33" w:name="_Toc227660142"/>
+      <w:r>
+        <w:lastRenderedPageBreak/>
         <w:t xml:space="preserve">Построение </w:t>
       </w:r>
       <w:r>
         <w:t>диаграммы деятельностей варианта использования</w:t>
       </w:r>
-      <w:bookmarkEnd w:id="30"/>
-    </w:p>
-    <w:p>
-      <w:r>
-        <w:t xml:space="preserve">Каждому варианту использования соответствует своя последовательность задач. В теоретическом плане диаграммы деятельности являются </w:t>
+      <w:bookmarkEnd w:id="33"/>
+    </w:p>
+    <w:p>
+      <w:r>
+        <w:t>В теоретическом плане диаграммы деятельност</w:t>
+      </w:r>
+      <w:r>
+        <w:t>ей</w:t>
+      </w:r>
+      <w:r>
+        <w:t xml:space="preserve"> являются обобщ</w:t>
+      </w:r>
+      <w:r>
+        <w:t>ё</w:t>
+      </w:r>
+      <w:r>
+        <w:t xml:space="preserve">нным представлением алгоритма, реализующего анализируемый </w:t>
+      </w:r>
+      <w:r>
+        <w:t>ВИ</w:t>
+      </w:r>
+      <w:r>
+        <w:t xml:space="preserve"> [</w:t>
       </w:r>
       <w:proofErr w:type="spellStart"/>
       <w:r>
-        <w:t>обобщенным</w:t>
+        <w:t>иванова</w:t>
       </w:r>
       <w:proofErr w:type="spellEnd"/>
       <w:r>
-        <w:t xml:space="preserve"> представлением алгоритма, реализующего анализируемый вариант использования</w:t>
-      </w:r>
-      <w:r>
-        <w:t xml:space="preserve"> [</w:t>
-      </w:r>
-      <w:proofErr w:type="spellStart"/>
-      <w:r>
-        <w:t>иванова</w:t>
-      </w:r>
-      <w:proofErr w:type="spellEnd"/>
-      <w:r>
         <w:t>, с.139]</w:t>
       </w:r>
       <w:r>
@@ -30425,10 +30536,13 @@
         <w:t>а</w:t>
       </w:r>
       <w:r>
-        <w:t xml:space="preserve"> деятельностей варианта </w:t>
-      </w:r>
-      <w:r>
-        <w:t xml:space="preserve">использования «Создание нового сценария» (рис. </w:t>
+        <w:t xml:space="preserve"> деятельностей </w:t>
+      </w:r>
+      <w:r>
+        <w:t xml:space="preserve">ВИ </w:t>
+      </w:r>
+      <w:r>
+        <w:t xml:space="preserve">«Создание нового сценария» (рис. </w:t>
       </w:r>
       <w:r>
         <w:rPr>
@@ -30443,6 +30557,7 @@
     <w:p>
       <w:pPr>
         <w:keepNext/>
+        <w:spacing w:line="240" w:lineRule="auto"/>
         <w:ind w:firstLine="0"/>
         <w:jc w:val="center"/>
       </w:pPr>
@@ -30450,10 +30565,9 @@
         <w:rPr>
           <w:noProof/>
         </w:rPr>
-        <w:lastRenderedPageBreak/>
         <w:drawing>
-          <wp:inline distT="0" distB="0" distL="0" distR="0" wp14:anchorId="7700D2CA" wp14:editId="5B5AF5FD">
-            <wp:extent cx="5229225" cy="3039439"/>
+          <wp:inline distT="0" distB="0" distL="0" distR="0" wp14:anchorId="7700D2CA" wp14:editId="69598F61">
+            <wp:extent cx="4410075" cy="2563316"/>
             <wp:effectExtent l="0" t="0" r="0" b="8890"/>
             <wp:docPr id="1" name="Рисунок 1"/>
             <wp:cNvGraphicFramePr>
@@ -30475,7 +30589,7 @@
                   <pic:spPr>
                     <a:xfrm>
                       <a:off x="0" y="0"/>
-                      <a:ext cx="5244270" cy="3048184"/>
+                      <a:ext cx="4430096" cy="2574953"/>
                     </a:xfrm>
                     <a:prstGeom prst="rect">
                       <a:avLst/>
@@ -30491,7 +30605,6 @@
     <w:p>
       <w:pPr>
         <w:pStyle w:val="af5"/>
-        <w:spacing w:line="360" w:lineRule="auto"/>
       </w:pPr>
       <w:r>
         <w:t xml:space="preserve">Рис. </w:t>
@@ -30529,11 +30642,11 @@
       <w:pPr>
         <w:pStyle w:val="3"/>
       </w:pPr>
-      <w:bookmarkStart w:id="31" w:name="_Toc227660143"/>
+      <w:bookmarkStart w:id="34" w:name="_Toc227660143"/>
       <w:r>
         <w:t>Построение диаграммы переходов состояний</w:t>
       </w:r>
-      <w:bookmarkEnd w:id="31"/>
+      <w:bookmarkEnd w:id="34"/>
     </w:p>
     <w:p>
       <w:pPr>
@@ -30596,6 +30709,7 @@
     <w:p>
       <w:pPr>
         <w:keepNext/>
+        <w:spacing w:line="240" w:lineRule="auto"/>
         <w:ind w:firstLine="0"/>
         <w:jc w:val="center"/>
       </w:pPr>
@@ -30604,9 +30718,9 @@
           <w:noProof/>
         </w:rPr>
         <w:drawing>
-          <wp:inline distT="0" distB="0" distL="0" distR="0" wp14:anchorId="05108C2A" wp14:editId="3499014B">
-            <wp:extent cx="4128770" cy="4067175"/>
-            <wp:effectExtent l="0" t="0" r="5080" b="9525"/>
+          <wp:inline distT="0" distB="0" distL="0" distR="0" wp14:anchorId="05108C2A" wp14:editId="787B3670">
+            <wp:extent cx="3638218" cy="3295650"/>
+            <wp:effectExtent l="0" t="0" r="635" b="0"/>
             <wp:docPr id="37" name="Рисунок 37"/>
             <wp:cNvGraphicFramePr>
               <a:graphicFrameLocks xmlns:a="http://schemas.openxmlformats.org/drawingml/2006/main" noChangeAspect="1"/>
@@ -30626,7 +30740,7 @@
                   <pic:spPr bwMode="auto">
                     <a:xfrm>
                       <a:off x="0" y="0"/>
-                      <a:ext cx="4139232" cy="4077481"/>
+                      <a:ext cx="3652943" cy="3308989"/>
                     </a:xfrm>
                     <a:prstGeom prst="rect">
                       <a:avLst/>
@@ -30650,7 +30764,6 @@
     <w:p>
       <w:pPr>
         <w:pStyle w:val="af5"/>
-        <w:spacing w:line="360" w:lineRule="auto"/>
         <w:rPr>
           <w:rFonts w:cs="Times New Roman"/>
           <w:szCs w:val="28"/>
@@ -30658,46 +30771,27 @@
         </w:rPr>
       </w:pPr>
       <w:r>
-        <w:rPr>
-          <w:highlight w:val="yellow"/>
-        </w:rPr>
         <w:t xml:space="preserve">Рис. </w:t>
       </w:r>
       <w:r>
-        <w:rPr>
-          <w:highlight w:val="yellow"/>
-        </w:rPr>
         <w:fldChar w:fldCharType="begin"/>
       </w:r>
       <w:r>
-        <w:rPr>
-          <w:highlight w:val="yellow"/>
-        </w:rPr>
         <w:instrText xml:space="preserve"> SEQ Рис. \* ARABIC </w:instrText>
       </w:r>
       <w:r>
-        <w:rPr>
-          <w:highlight w:val="yellow"/>
-        </w:rPr>
         <w:fldChar w:fldCharType="separate"/>
       </w:r>
       <w:r>
         <w:rPr>
           <w:noProof/>
-          <w:highlight w:val="yellow"/>
         </w:rPr>
         <w:t>15</w:t>
       </w:r>
       <w:r>
-        <w:rPr>
-          <w:highlight w:val="yellow"/>
-        </w:rPr>
         <w:fldChar w:fldCharType="end"/>
       </w:r>
       <w:r>
-        <w:rPr>
-          <w:highlight w:val="yellow"/>
-        </w:rPr>
         <w:t xml:space="preserve">. </w:t>
       </w:r>
       <w:r>
@@ -30705,7 +30799,6 @@
           <w:rFonts w:cs="Times New Roman"/>
           <w:color w:val="000000"/>
           <w:szCs w:val="28"/>
-          <w:highlight w:val="yellow"/>
           <w:lang w:eastAsia="ru-RU"/>
         </w:rPr>
         <w:t>Диаграмма переходов состояний системы</w:t>
@@ -30984,14 +31077,14 @@
       <w:pPr>
         <w:pStyle w:val="3"/>
       </w:pPr>
-      <w:bookmarkStart w:id="32" w:name="_Toc227660144"/>
+      <w:bookmarkStart w:id="35" w:name="_Toc227660144"/>
       <w:r>
         <w:t>Построение диаграммы отношений компонентов данных</w:t>
       </w:r>
-      <w:bookmarkEnd w:id="32"/>
-    </w:p>
-    <w:p>
-      <w:bookmarkStart w:id="33" w:name="_Hlk225344976"/>
+      <w:bookmarkEnd w:id="35"/>
+    </w:p>
+    <w:p>
+      <w:bookmarkStart w:id="36" w:name="_Hlk225344976"/>
       <w:r>
         <w:t>С з</w:t>
       </w:r>
@@ -31028,13 +31121,20 @@
       <w:r>
         <w:t>).</w:t>
       </w:r>
-    </w:p>
-    <w:p>
-      <w:r>
-        <w:t>Были определены следующие сущности, необходимые для постоянного хранения и непрерывного доступа (табл. 34)</w:t>
-      </w:r>
-      <w:r>
-        <w:t>. Было составлено описание сущностей на физическом уровне (табл. 35-40).</w:t>
+      <w:r>
+        <w:t xml:space="preserve"> О</w:t>
+      </w:r>
+      <w:r>
+        <w:t>пределены сущности, необходимые для хранения и непрерывного доступа (табл. 34)</w:t>
+      </w:r>
+      <w:r>
+        <w:t xml:space="preserve">. </w:t>
+      </w:r>
+      <w:r>
+        <w:t>С</w:t>
+      </w:r>
+      <w:r>
+        <w:t>оставлено описание сущностей на физическом уровне (табл. 35-40).</w:t>
       </w:r>
     </w:p>
     <w:p>
@@ -31048,9 +31148,9 @@
           <w:noProof/>
         </w:rPr>
         <w:drawing>
-          <wp:inline distT="0" distB="0" distL="0" distR="0" wp14:anchorId="76A9C9D2" wp14:editId="611544CC">
-            <wp:extent cx="4886325" cy="3237608"/>
-            <wp:effectExtent l="0" t="0" r="0" b="1270"/>
+          <wp:inline distT="0" distB="0" distL="0" distR="0" wp14:anchorId="76A9C9D2" wp14:editId="2A731FFC">
+            <wp:extent cx="5347687" cy="3543300"/>
+            <wp:effectExtent l="0" t="0" r="5715" b="0"/>
             <wp:docPr id="38" name="Рисунок 38"/>
             <wp:cNvGraphicFramePr>
               <a:graphicFrameLocks xmlns:a="http://schemas.openxmlformats.org/drawingml/2006/main" noChangeAspect="1"/>
@@ -31071,7 +31171,7 @@
                   <pic:spPr>
                     <a:xfrm>
                       <a:off x="0" y="0"/>
-                      <a:ext cx="4895252" cy="3243523"/>
+                      <a:ext cx="5358313" cy="3550340"/>
                     </a:xfrm>
                     <a:prstGeom prst="rect">
                       <a:avLst/>
@@ -31090,63 +31190,40 @@
         <w:spacing w:line="360" w:lineRule="auto"/>
       </w:pPr>
       <w:r>
-        <w:rPr>
-          <w:highlight w:val="yellow"/>
-        </w:rPr>
         <w:t xml:space="preserve">Рис. </w:t>
       </w:r>
       <w:r>
-        <w:rPr>
-          <w:highlight w:val="yellow"/>
-        </w:rPr>
         <w:fldChar w:fldCharType="begin"/>
       </w:r>
       <w:r>
-        <w:rPr>
-          <w:highlight w:val="yellow"/>
-        </w:rPr>
         <w:instrText xml:space="preserve"> SEQ Рис. \* ARABIC </w:instrText>
       </w:r>
       <w:r>
-        <w:rPr>
-          <w:highlight w:val="yellow"/>
-        </w:rPr>
         <w:fldChar w:fldCharType="separate"/>
       </w:r>
       <w:r>
         <w:rPr>
           <w:noProof/>
-          <w:highlight w:val="yellow"/>
         </w:rPr>
         <w:t>16</w:t>
       </w:r>
       <w:r>
-        <w:rPr>
-          <w:highlight w:val="yellow"/>
-        </w:rPr>
         <w:fldChar w:fldCharType="end"/>
       </w:r>
       <w:r>
-        <w:rPr>
-          <w:highlight w:val="yellow"/>
-        </w:rPr>
         <w:t xml:space="preserve">. </w:t>
       </w:r>
       <w:r>
         <w:rPr>
-          <w:highlight w:val="yellow"/>
           <w:lang w:val="en-US"/>
         </w:rPr>
         <w:t>ER</w:t>
       </w:r>
       <w:r>
-        <w:rPr>
-          <w:highlight w:val="yellow"/>
-        </w:rPr>
         <w:t>-диаграмма предметной области</w:t>
       </w:r>
     </w:p>
-    <w:bookmarkEnd w:id="33"/>
+    <w:bookmarkEnd w:id="36"/>
     <w:p>
       <w:pPr>
         <w:jc w:val="right"/>
@@ -31156,6 +31233,7 @@
       <w:pPr>
         <w:jc w:val="right"/>
       </w:pPr>
+      <w:bookmarkStart w:id="37" w:name="_Hlk227780301"/>
       <w:r>
         <w:lastRenderedPageBreak/>
         <w:t xml:space="preserve">Таблица </w:t>
@@ -31347,7 +31425,14 @@
                 <w:sz w:val="24"/>
                 <w:szCs w:val="24"/>
               </w:rPr>
-              <w:t>Содержит перечень элементарных операций, которые можно совершить.</w:t>
+              <w:t>П</w:t>
+            </w:r>
+            <w:r>
+              <w:rPr>
+                <w:sz w:val="24"/>
+                <w:szCs w:val="24"/>
+              </w:rPr>
+              <w:t>еречень элементарных операций, которые можно совершить.</w:t>
             </w:r>
           </w:p>
         </w:tc>
@@ -31609,13 +31694,7 @@
         </w:tc>
       </w:tr>
     </w:tbl>
-    <w:p>
-      <w:pPr>
-        <w:rPr>
-          <w:lang w:val="en-US"/>
-        </w:rPr>
-      </w:pPr>
-    </w:p>
+    <w:p/>
     <w:p>
       <w:pPr>
         <w:jc w:val="right"/>
@@ -37415,11 +37494,12 @@
       <w:pPr>
         <w:pStyle w:val="2"/>
       </w:pPr>
-      <w:bookmarkStart w:id="34" w:name="_Toc227660145"/>
+      <w:bookmarkStart w:id="38" w:name="_Toc227660145"/>
+      <w:bookmarkEnd w:id="37"/>
       <w:r>
         <w:t>Проектирование структуры системы и построение диаграммы пакетов</w:t>
       </w:r>
-      <w:bookmarkEnd w:id="34"/>
+      <w:bookmarkEnd w:id="38"/>
     </w:p>
     <w:p>
       <w:r>
@@ -38406,7 +38486,7 @@
           <w:highlight w:val="cyan"/>
         </w:rPr>
       </w:pPr>
-      <w:bookmarkStart w:id="35" w:name="_Toc227660146"/>
+      <w:bookmarkStart w:id="39" w:name="_Toc227660146"/>
       <w:r>
         <w:rPr>
           <w:highlight w:val="cyan"/>
@@ -38419,7 +38499,7 @@
         </w:rPr>
         <w:t>«…» (повторяется на все пакеты)</w:t>
       </w:r>
-      <w:bookmarkEnd w:id="35"/>
+      <w:bookmarkEnd w:id="39"/>
     </w:p>
     <w:p>
       <w:pPr>
@@ -38453,11 +38533,11 @@
       <w:pPr>
         <w:pStyle w:val="3"/>
       </w:pPr>
-      <w:bookmarkStart w:id="36" w:name="_Toc227317070"/>
+      <w:bookmarkStart w:id="40" w:name="_Toc227317070"/>
       <w:r>
         <w:t>Диаграмма последовательностей взаимодействия объектов классов</w:t>
       </w:r>
-      <w:bookmarkEnd w:id="36"/>
+      <w:bookmarkEnd w:id="40"/>
     </w:p>
     <w:p>
       <w:pPr>
@@ -38483,11 +38563,11 @@
       <w:pPr>
         <w:pStyle w:val="3"/>
       </w:pPr>
-      <w:bookmarkStart w:id="37" w:name="_Toc227317071"/>
+      <w:bookmarkStart w:id="41" w:name="_Toc227317071"/>
       <w:r>
         <w:t>Диаграмма коммуникации пакета</w:t>
       </w:r>
-      <w:bookmarkEnd w:id="37"/>
+      <w:bookmarkEnd w:id="41"/>
     </w:p>
     <w:p>
       <w:pPr>
@@ -38513,12 +38593,12 @@
       <w:pPr>
         <w:pStyle w:val="3"/>
       </w:pPr>
-      <w:bookmarkStart w:id="38" w:name="_Toc227317072"/>
+      <w:bookmarkStart w:id="42" w:name="_Toc227317072"/>
       <w:r>
         <w:lastRenderedPageBreak/>
         <w:t>Уточнённая диаграмма классов</w:t>
       </w:r>
-      <w:bookmarkEnd w:id="38"/>
+      <w:bookmarkEnd w:id="42"/>
     </w:p>
     <w:p>
       <w:pPr>
@@ -38544,11 +38624,11 @@
       <w:pPr>
         <w:pStyle w:val="3"/>
       </w:pPr>
-      <w:bookmarkStart w:id="39" w:name="_Toc227317073"/>
+      <w:bookmarkStart w:id="43" w:name="_Toc227317073"/>
       <w:r>
         <w:t>Детальная диаграмма классов</w:t>
       </w:r>
-      <w:bookmarkEnd w:id="39"/>
+      <w:bookmarkEnd w:id="43"/>
     </w:p>
     <w:p>
       <w:pPr>
@@ -38568,11 +38648,11 @@
       <w:pPr>
         <w:pStyle w:val="2"/>
       </w:pPr>
-      <w:bookmarkStart w:id="40" w:name="_Toc227660148"/>
+      <w:bookmarkStart w:id="44" w:name="_Toc227660148"/>
       <w:r>
         <w:t>Построение диаграммы компонентов</w:t>
       </w:r>
-      <w:bookmarkEnd w:id="40"/>
+      <w:bookmarkEnd w:id="44"/>
     </w:p>
     <w:p>
       <w:r>
@@ -38816,14 +38896,14 @@
       <w:pPr>
         <w:pStyle w:val="2"/>
       </w:pPr>
-      <w:bookmarkStart w:id="41" w:name="_Toc227660149"/>
+      <w:bookmarkStart w:id="45" w:name="_Toc227660149"/>
       <w:r>
         <w:t>Построение диаграммы размещени</w:t>
       </w:r>
       <w:r>
         <w:t>я</w:t>
       </w:r>
-      <w:bookmarkEnd w:id="41"/>
+      <w:bookmarkEnd w:id="45"/>
     </w:p>
     <w:p>
       <w:r>
@@ -38863,21 +38943,21 @@
       <w:pPr>
         <w:pStyle w:val="2"/>
       </w:pPr>
-      <w:bookmarkStart w:id="42" w:name="_Toc227660150"/>
+      <w:bookmarkStart w:id="46" w:name="_Toc227660150"/>
       <w:r>
         <w:t>Проектирование интерфейса пользователя</w:t>
       </w:r>
-      <w:bookmarkEnd w:id="42"/>
+      <w:bookmarkEnd w:id="46"/>
     </w:p>
     <w:p>
       <w:pPr>
         <w:pStyle w:val="3"/>
       </w:pPr>
-      <w:bookmarkStart w:id="43" w:name="_Toc227660151"/>
+      <w:bookmarkStart w:id="47" w:name="_Toc227660151"/>
       <w:r>
         <w:t>Построение графа диалога</w:t>
       </w:r>
-      <w:bookmarkEnd w:id="43"/>
+      <w:bookmarkEnd w:id="47"/>
     </w:p>
     <w:p>
       <w:r>
@@ -38920,11 +39000,11 @@
       <w:pPr>
         <w:pStyle w:val="3"/>
       </w:pPr>
-      <w:bookmarkStart w:id="44" w:name="_Toc227660152"/>
+      <w:bookmarkStart w:id="48" w:name="_Toc227660152"/>
       <w:r>
         <w:t>Разработка форм ввода-вывода информации</w:t>
       </w:r>
-      <w:bookmarkEnd w:id="44"/>
+      <w:bookmarkEnd w:id="48"/>
     </w:p>
     <w:p>
       <w:r>
@@ -38951,21 +39031,21 @@
       <w:pPr>
         <w:pStyle w:val="2"/>
       </w:pPr>
-      <w:bookmarkStart w:id="45" w:name="_Toc227660153"/>
+      <w:bookmarkStart w:id="49" w:name="_Toc227660153"/>
       <w:r>
         <w:t>Выбор стратегии тестирования, разработки тестов, программа и методика испытаний</w:t>
       </w:r>
-      <w:bookmarkEnd w:id="45"/>
+      <w:bookmarkEnd w:id="49"/>
     </w:p>
     <w:p>
       <w:pPr>
         <w:pStyle w:val="3"/>
       </w:pPr>
-      <w:bookmarkStart w:id="46" w:name="_Toc227660154"/>
+      <w:bookmarkStart w:id="50" w:name="_Toc227660154"/>
       <w:r>
         <w:t>Объект и цель испытаний</w:t>
       </w:r>
-      <w:bookmarkEnd w:id="46"/>
+      <w:bookmarkEnd w:id="50"/>
     </w:p>
     <w:p>
       <w:r>
@@ -39083,11 +39163,11 @@
       <w:pPr>
         <w:pStyle w:val="3"/>
       </w:pPr>
-      <w:bookmarkStart w:id="47" w:name="_Toc227660155"/>
+      <w:bookmarkStart w:id="51" w:name="_Toc227660155"/>
       <w:r>
         <w:t>Требования к информационному, аппаратно-программному обеспечению</w:t>
       </w:r>
-      <w:bookmarkEnd w:id="47"/>
+      <w:bookmarkEnd w:id="51"/>
     </w:p>
     <w:p>
       <w:r>
@@ -39188,12 +39268,12 @@
       <w:pPr>
         <w:pStyle w:val="3"/>
       </w:pPr>
-      <w:bookmarkStart w:id="48" w:name="_Toc227660156"/>
+      <w:bookmarkStart w:id="52" w:name="_Toc227660156"/>
       <w:r>
         <w:lastRenderedPageBreak/>
         <w:t>Состав, порядок и методы испытаний</w:t>
       </w:r>
-      <w:bookmarkEnd w:id="48"/>
+      <w:bookmarkEnd w:id="52"/>
     </w:p>
     <w:p>
       <w:pPr>
@@ -39215,11 +39295,11 @@
       <w:pPr>
         <w:pStyle w:val="3"/>
       </w:pPr>
-      <w:bookmarkStart w:id="49" w:name="_Toc227660157"/>
+      <w:bookmarkStart w:id="53" w:name="_Toc227660157"/>
       <w:r>
         <w:t>Результаты проведения испытаний</w:t>
       </w:r>
-      <w:bookmarkEnd w:id="49"/>
+      <w:bookmarkEnd w:id="53"/>
     </w:p>
     <w:p>
       <w:r>
@@ -39399,10 +39479,10 @@
           <w:highlight w:val="yellow"/>
         </w:rPr>
       </w:pPr>
-      <w:bookmarkStart w:id="50" w:name="_Toc219976156"/>
-      <w:bookmarkStart w:id="51" w:name="_Toc220016864"/>
-      <w:bookmarkStart w:id="52" w:name="_Toc225785305"/>
-      <w:bookmarkStart w:id="53" w:name="_Toc227660158"/>
+      <w:bookmarkStart w:id="54" w:name="_Toc219976156"/>
+      <w:bookmarkStart w:id="55" w:name="_Toc220016864"/>
+      <w:bookmarkStart w:id="56" w:name="_Toc225785305"/>
+      <w:bookmarkStart w:id="57" w:name="_Toc227660158"/>
       <w:r>
         <w:rPr>
           <w:highlight w:val="yellow"/>
@@ -39410,16 +39490,16 @@
         <w:lastRenderedPageBreak/>
         <w:t>Построение диаграммы переходов состояни</w:t>
       </w:r>
-      <w:bookmarkEnd w:id="50"/>
-      <w:bookmarkEnd w:id="51"/>
+      <w:bookmarkEnd w:id="54"/>
+      <w:bookmarkEnd w:id="55"/>
       <w:r>
         <w:rPr>
           <w:highlight w:val="yellow"/>
         </w:rPr>
         <w:t>й (0.5)</w:t>
       </w:r>
-      <w:bookmarkEnd w:id="52"/>
-      <w:bookmarkEnd w:id="53"/>
+      <w:bookmarkEnd w:id="56"/>
+      <w:bookmarkEnd w:id="57"/>
     </w:p>
     <w:p>
       <w:r>
@@ -39799,8 +39879,8 @@
           <w:highlight w:val="yellow"/>
         </w:rPr>
       </w:pPr>
-      <w:bookmarkStart w:id="54" w:name="_Toc225785306"/>
-      <w:bookmarkStart w:id="55" w:name="_Toc227660159"/>
+      <w:bookmarkStart w:id="58" w:name="_Toc225785306"/>
+      <w:bookmarkStart w:id="59" w:name="_Toc227660159"/>
       <w:r>
         <w:rPr>
           <w:highlight w:val="yellow"/>
@@ -39820,8 +39900,8 @@
         </w:rPr>
         <w:t>)</w:t>
       </w:r>
-      <w:bookmarkEnd w:id="54"/>
-      <w:bookmarkEnd w:id="55"/>
+      <w:bookmarkEnd w:id="58"/>
+      <w:bookmarkEnd w:id="59"/>
     </w:p>
     <w:p>
       <w:r>
@@ -40138,12 +40218,12 @@
       <w:pPr>
         <w:pStyle w:val="1"/>
       </w:pPr>
-      <w:bookmarkStart w:id="56" w:name="_Toc227660160"/>
+      <w:bookmarkStart w:id="60" w:name="_Toc227660160"/>
       <w:r>
         <w:lastRenderedPageBreak/>
         <w:t>Технико-экономическое обоснование выполняемой работы</w:t>
       </w:r>
-      <w:bookmarkEnd w:id="56"/>
+      <w:bookmarkEnd w:id="60"/>
     </w:p>
     <w:p>
       <w:pPr>
@@ -40182,11 +40262,11 @@
       <w:pPr>
         <w:pStyle w:val="2"/>
       </w:pPr>
-      <w:bookmarkStart w:id="57" w:name="_Toc227660161"/>
+      <w:bookmarkStart w:id="61" w:name="_Toc227660161"/>
       <w:r>
         <w:t>Организация работ</w:t>
       </w:r>
-      <w:bookmarkEnd w:id="57"/>
+      <w:bookmarkEnd w:id="61"/>
     </w:p>
     <w:p>
       <w:pPr>
@@ -40260,11 +40340,11 @@
       <w:pPr>
         <w:pStyle w:val="2"/>
       </w:pPr>
-      <w:bookmarkStart w:id="58" w:name="_Toc227660162"/>
+      <w:bookmarkStart w:id="62" w:name="_Toc227660162"/>
       <w:r>
         <w:t>Работа с ресурсами</w:t>
       </w:r>
-      <w:bookmarkEnd w:id="58"/>
+      <w:bookmarkEnd w:id="62"/>
     </w:p>
     <w:p>
       <w:r>
@@ -40276,7 +40356,7 @@
       <w:pPr>
         <w:pStyle w:val="2"/>
       </w:pPr>
-      <w:bookmarkStart w:id="59" w:name="_Toc227660163"/>
+      <w:bookmarkStart w:id="63" w:name="_Toc227660163"/>
       <w:r>
         <w:t xml:space="preserve">Диаграмма </w:t>
       </w:r>
@@ -40284,7 +40364,7 @@
       <w:r>
         <w:t>Ганта</w:t>
       </w:r>
-      <w:bookmarkEnd w:id="59"/>
+      <w:bookmarkEnd w:id="63"/>
       <w:proofErr w:type="spellEnd"/>
     </w:p>
     <w:p>
@@ -40311,11 +40391,11 @@
       <w:pPr>
         <w:pStyle w:val="2"/>
       </w:pPr>
-      <w:bookmarkStart w:id="60" w:name="_Toc227660164"/>
+      <w:bookmarkStart w:id="64" w:name="_Toc227660164"/>
       <w:r>
         <w:t>Критический путь проекта</w:t>
       </w:r>
-      <w:bookmarkEnd w:id="60"/>
+      <w:bookmarkEnd w:id="64"/>
     </w:p>
     <w:p>
       <w:pPr>
@@ -40386,7 +40466,7 @@
       <w:pPr>
         <w:pStyle w:val="2"/>
       </w:pPr>
-      <w:bookmarkStart w:id="61" w:name="_Toc227660165"/>
+      <w:bookmarkStart w:id="65" w:name="_Toc227660165"/>
       <w:r>
         <w:t>Расч</w:t>
       </w:r>
@@ -40396,7 +40476,7 @@
       <w:r>
         <w:t>т себестоимости продукта</w:t>
       </w:r>
-      <w:bookmarkEnd w:id="61"/>
+      <w:bookmarkEnd w:id="65"/>
     </w:p>
     <w:p>
       <w:r>
@@ -40442,7 +40522,7 @@
         <w:t xml:space="preserve"> вычисляется по формуле:</w:t>
       </w:r>
     </w:p>
-    <w:bookmarkStart w:id="62" w:name="_Hlk222737036"/>
+    <w:bookmarkStart w:id="66" w:name="_Hlk222737036"/>
     <w:p>
       <w:pPr>
         <w:ind w:firstLine="0"/>
@@ -40480,7 +40560,7 @@
             </m:ctrlPr>
           </m:sub>
         </m:sSub>
-        <w:bookmarkEnd w:id="62"/>
+        <w:bookmarkEnd w:id="66"/>
         <m:r>
           <w:rPr>
             <w:rFonts w:ascii="Cambria Math" w:hAnsi="Cambria Math"/>
@@ -42862,12 +42942,12 @@
       <w:pPr>
         <w:pStyle w:val="2"/>
       </w:pPr>
-      <w:bookmarkStart w:id="63" w:name="_Toc227660166"/>
+      <w:bookmarkStart w:id="67" w:name="_Toc227660166"/>
       <w:r>
         <w:lastRenderedPageBreak/>
         <w:t>Расчёт цены программного продукта</w:t>
       </w:r>
-      <w:bookmarkEnd w:id="63"/>
+      <w:bookmarkEnd w:id="67"/>
     </w:p>
     <w:p>
       <w:r>
@@ -42894,11 +42974,11 @@
       <w:pPr>
         <w:pStyle w:val="2"/>
       </w:pPr>
-      <w:bookmarkStart w:id="64" w:name="_Toc227660167"/>
+      <w:bookmarkStart w:id="68" w:name="_Toc227660167"/>
       <w:r>
         <w:t>Расчёт экономической эффективности</w:t>
       </w:r>
-      <w:bookmarkEnd w:id="64"/>
+      <w:bookmarkEnd w:id="68"/>
     </w:p>
     <w:p>
       <w:pPr>
@@ -43002,12 +43082,12 @@
           <w:numId w:val="0"/>
         </w:numPr>
       </w:pPr>
-      <w:bookmarkStart w:id="65" w:name="_Toc227660168"/>
+      <w:bookmarkStart w:id="69" w:name="_Toc227660168"/>
       <w:r>
         <w:lastRenderedPageBreak/>
         <w:t>Заключение</w:t>
       </w:r>
-      <w:bookmarkEnd w:id="65"/>
+      <w:bookmarkEnd w:id="69"/>
     </w:p>
     <w:p>
       <w:pPr>
@@ -43390,12 +43470,12 @@
           <w:numId w:val="0"/>
         </w:numPr>
       </w:pPr>
-      <w:bookmarkStart w:id="66" w:name="_Toc227660169"/>
+      <w:bookmarkStart w:id="70" w:name="_Toc227660169"/>
       <w:r>
         <w:lastRenderedPageBreak/>
         <w:t>Список литературы</w:t>
       </w:r>
-      <w:bookmarkEnd w:id="66"/>
+      <w:bookmarkEnd w:id="70"/>
     </w:p>
     <w:p>
       <w:pPr>
@@ -43818,6 +43898,58 @@
           <w:numId w:val="28"/>
         </w:numPr>
       </w:pPr>
+      <w:r>
+        <w:t xml:space="preserve">Берг, Дмитрий Борисович. Управление жизненным циклом информационных </w:t>
+      </w:r>
+      <w:proofErr w:type="gramStart"/>
+      <w:r>
+        <w:t>систем :</w:t>
+      </w:r>
+      <w:proofErr w:type="gramEnd"/>
+      <w:r>
+        <w:t xml:space="preserve"> учебное пособие / Д.Б. Берг, О.М. Зверева, А.Ю. Вишнякова ; М-во науки и высшего образования РФ. — </w:t>
+      </w:r>
+      <w:proofErr w:type="gramStart"/>
+      <w:r>
+        <w:t>Екатеринбург :</w:t>
+      </w:r>
+      <w:proofErr w:type="gramEnd"/>
+      <w:r>
+        <w:t xml:space="preserve"> Изд-во Урал. ун-та, 2022.— 94 с.</w:t>
+      </w:r>
+      <w:r>
+        <w:t xml:space="preserve"> </w:t>
+      </w:r>
+      <w:r>
+        <w:rPr>
+          <w:highlight w:val="yellow"/>
+          <w:lang w:val="en-US"/>
+        </w:rPr>
+        <w:t>[</w:t>
+      </w:r>
+      <w:proofErr w:type="spellStart"/>
+      <w:r>
+        <w:rPr>
+          <w:highlight w:val="yellow"/>
+        </w:rPr>
+        <w:t>жцпо</w:t>
+      </w:r>
+      <w:proofErr w:type="spellEnd"/>
+      <w:r>
+        <w:rPr>
+          <w:highlight w:val="yellow"/>
+          <w:lang w:val="en-US"/>
+        </w:rPr>
+        <w:t>]</w:t>
+      </w:r>
+    </w:p>
+    <w:p>
+      <w:pPr>
+        <w:numPr>
+          <w:ilvl w:val="0"/>
+          <w:numId w:val="28"/>
+        </w:numPr>
+      </w:pPr>
     </w:p>
     <w:p>
       <w:pPr>
@@ -43879,7 +44011,11 @@
         <w:t>»</w:t>
       </w:r>
       <w:r>
-        <w:t xml:space="preserve"> (дата обращения: 09.03.2026). — Режим доступа: для </w:t>
+        <w:t xml:space="preserve"> </w:t>
+      </w:r>
+      <w:r>
+        <w:lastRenderedPageBreak/>
+        <w:t xml:space="preserve">(дата обращения: 09.03.2026). — Режим доступа: для </w:t>
       </w:r>
       <w:proofErr w:type="spellStart"/>
       <w:r>
@@ -43938,11 +44074,7 @@
       </w:r>
       <w:proofErr w:type="gramEnd"/>
       <w:r>
-        <w:t xml:space="preserve"> </w:t>
-      </w:r>
-      <w:r>
-        <w:lastRenderedPageBreak/>
-        <w:t xml:space="preserve">электронный // Лань : электронно-библиотечная система. — URL: https://e.lanbook.com/book/507451 (дата обращения: 09.03.2026). — Режим доступа: для </w:t>
+        <w:t xml:space="preserve"> электронный // Лань : электронно-библиотечная система. — URL: https://e.lanbook.com/book/507451 (дата обращения: 09.03.2026). — Режим доступа: для </w:t>
       </w:r>
       <w:proofErr w:type="spellStart"/>
       <w:r>
@@ -44335,6 +44467,7 @@
         </w:numPr>
       </w:pPr>
       <w:r>
+        <w:lastRenderedPageBreak/>
         <w:t xml:space="preserve">Что такое дерево решений и где его используют? / </w:t>
       </w:r>
       <w:proofErr w:type="spellStart"/>
@@ -44408,7 +44541,6 @@
       </w:pPr>
       <w:proofErr w:type="spellStart"/>
       <w:r>
-        <w:lastRenderedPageBreak/>
         <w:t>Макиевский</w:t>
       </w:r>
       <w:proofErr w:type="spellEnd"/>
@@ -44466,7 +44598,7 @@
       <w:r>
         <w:t>[</w:t>
       </w:r>
-      <w:bookmarkStart w:id="67" w:name="_Hlk227397420"/>
+      <w:bookmarkStart w:id="71" w:name="_Hlk227397420"/>
       <w:r>
         <w:rPr>
           <w:highlight w:val="yellow"/>
@@ -44480,7 +44612,7 @@
         </w:rPr>
         <w:t>это</w:t>
       </w:r>
-      <w:bookmarkEnd w:id="67"/>
+      <w:bookmarkEnd w:id="71"/>
       <w:r>
         <w:t>]</w:t>
       </w:r>
@@ -44834,7 +44966,7 @@
           <w:numId w:val="28"/>
         </w:numPr>
       </w:pPr>
-      <w:bookmarkStart w:id="68" w:name="_Hlk224726266"/>
+      <w:bookmarkStart w:id="72" w:name="_Hlk224726266"/>
       <w:r>
         <w:t xml:space="preserve">Облачный сервис хранения репозиториев исходного кода </w:t>
       </w:r>
@@ -44962,6 +45094,7 @@
         </w:numPr>
       </w:pPr>
       <w:r>
+        <w:lastRenderedPageBreak/>
         <w:t xml:space="preserve">Ваш путеводитель по миру NLP (обработке естественного языка) / </w:t>
       </w:r>
       <w:proofErr w:type="spellStart"/>
@@ -45085,7 +45218,6 @@
         </w:numPr>
       </w:pPr>
       <w:r>
-        <w:lastRenderedPageBreak/>
         <w:t xml:space="preserve">Всё про </w:t>
       </w:r>
       <w:proofErr w:type="spellStart"/>
@@ -45190,7 +45322,7 @@
         </w:numPr>
       </w:pPr>
     </w:p>
-    <w:bookmarkEnd w:id="68"/>
+    <w:bookmarkEnd w:id="72"/>
     <w:p>
       <w:r>
         <w:rPr>
@@ -45225,8 +45357,8 @@
       <w:pPr>
         <w:pStyle w:val="a1"/>
       </w:pPr>
-      <w:bookmarkStart w:id="69" w:name="_Toc227660170"/>
-      <w:bookmarkEnd w:id="69"/>
+      <w:bookmarkStart w:id="73" w:name="_Toc227660170"/>
+      <w:bookmarkEnd w:id="73"/>
     </w:p>
     <w:p>
       <w:pPr>
@@ -46221,7 +46353,7 @@
       </w:r>
     </w:p>
     <w:p>
-      <w:bookmarkStart w:id="70" w:name="_Hlk224117741"/>
+      <w:bookmarkStart w:id="74" w:name="_Hlk224117741"/>
       <w:r>
         <w:rPr>
           <w:highlight w:val="yellow"/>
@@ -46291,7 +46423,7 @@
         <w:t>, которая на основе внутренних нормативных документов будет создавать сценарии.</w:t>
       </w:r>
     </w:p>
-    <w:bookmarkEnd w:id="70"/>
+    <w:bookmarkEnd w:id="74"/>
     <w:p/>
     <w:p>
       <w:pPr>
@@ -46406,11 +46538,11 @@
       </w:r>
     </w:p>
     <w:p>
-      <w:bookmarkStart w:id="71" w:name="_Toc212903548"/>
+      <w:bookmarkStart w:id="75" w:name="_Toc212903548"/>
       <w:r>
         <w:t>3.1. Требования к функциональным характеристика</w:t>
       </w:r>
-      <w:bookmarkEnd w:id="71"/>
+      <w:bookmarkEnd w:id="75"/>
       <w:r>
         <w:t>м</w:t>
       </w:r>
@@ -47060,11 +47192,11 @@
     </w:p>
     <w:p/>
     <w:p>
-      <w:bookmarkStart w:id="72" w:name="_Toc212903549"/>
+      <w:bookmarkStart w:id="76" w:name="_Toc212903549"/>
       <w:r>
         <w:t>3.2. Требования к надёжности</w:t>
       </w:r>
-      <w:bookmarkEnd w:id="72"/>
+      <w:bookmarkEnd w:id="76"/>
     </w:p>
     <w:p>
       <w:r>
@@ -47090,7 +47222,7 @@
           <w:lang w:eastAsia="ar-SA"/>
         </w:rPr>
       </w:pPr>
-      <w:bookmarkStart w:id="73" w:name="_Toc212903550"/>
+      <w:bookmarkStart w:id="77" w:name="_Toc212903550"/>
       <w:r>
         <w:rPr>
           <w:lang w:eastAsia="ar-SA"/>
@@ -47173,7 +47305,7 @@
       <w:r>
         <w:t>3.3. Условия эксплуатации</w:t>
       </w:r>
-      <w:bookmarkEnd w:id="73"/>
+      <w:bookmarkEnd w:id="77"/>
     </w:p>
     <w:p>
       <w:r>
@@ -47320,7 +47452,7 @@
       </w:pPr>
     </w:p>
     <w:p>
-      <w:bookmarkStart w:id="74" w:name="_Toc212903551"/>
+      <w:bookmarkStart w:id="78" w:name="_Toc212903551"/>
       <w:r>
         <w:t xml:space="preserve">3.4. </w:t>
       </w:r>
@@ -47330,7 +47462,7 @@
       <w:r>
         <w:t xml:space="preserve"> к составу и параметрам технических средств</w:t>
       </w:r>
-      <w:bookmarkEnd w:id="74"/>
+      <w:bookmarkEnd w:id="78"/>
     </w:p>
     <w:p>
       <w:pPr>
@@ -47507,11 +47639,11 @@
     </w:p>
     <w:p/>
     <w:p>
-      <w:bookmarkStart w:id="75" w:name="_Toc212903552"/>
+      <w:bookmarkStart w:id="79" w:name="_Toc212903552"/>
       <w:r>
         <w:t>3.5. Требования к информационной и программной совместимости</w:t>
       </w:r>
-      <w:bookmarkEnd w:id="75"/>
+      <w:bookmarkEnd w:id="79"/>
     </w:p>
     <w:p>
       <w:r>
@@ -47547,11 +47679,11 @@
     </w:p>
     <w:p/>
     <w:p>
-      <w:bookmarkStart w:id="76" w:name="_Toc212903553"/>
+      <w:bookmarkStart w:id="80" w:name="_Toc212903553"/>
       <w:r>
         <w:t>3.6. Требования к маркировке и упаковке</w:t>
       </w:r>
-      <w:bookmarkEnd w:id="76"/>
+      <w:bookmarkEnd w:id="80"/>
     </w:p>
     <w:p>
       <w:r>
@@ -47560,14 +47692,14 @@
     </w:p>
     <w:p/>
     <w:p>
-      <w:bookmarkStart w:id="77" w:name="_Toc212903554"/>
+      <w:bookmarkStart w:id="81" w:name="_Toc212903554"/>
       <w:r>
         <w:t xml:space="preserve">3.7. </w:t>
       </w:r>
       <w:r>
         <w:t>Требования к транспортированию и хранению</w:t>
       </w:r>
-      <w:bookmarkEnd w:id="77"/>
+      <w:bookmarkEnd w:id="81"/>
     </w:p>
     <w:p>
       <w:r>
@@ -47584,11 +47716,11 @@
     </w:p>
     <w:p/>
     <w:p>
-      <w:bookmarkStart w:id="78" w:name="_Toc212903555"/>
+      <w:bookmarkStart w:id="82" w:name="_Toc212903555"/>
       <w:r>
         <w:t>3.8. Специальные требования</w:t>
       </w:r>
-      <w:bookmarkEnd w:id="78"/>
+      <w:bookmarkEnd w:id="82"/>
     </w:p>
     <w:p>
       <w:r>
@@ -51856,8 +51988,8 @@
       <w:pPr>
         <w:pStyle w:val="a1"/>
       </w:pPr>
-      <w:bookmarkStart w:id="79" w:name="_Toc227660171"/>
-      <w:bookmarkEnd w:id="79"/>
+      <w:bookmarkStart w:id="83" w:name="_Toc227660171"/>
+      <w:bookmarkEnd w:id="83"/>
     </w:p>
     <w:p>
       <w:pPr>
@@ -51895,8 +52027,8 @@
       <w:pPr>
         <w:pStyle w:val="a1"/>
       </w:pPr>
-      <w:bookmarkStart w:id="80" w:name="_Toc227660172"/>
-      <w:bookmarkEnd w:id="80"/>
+      <w:bookmarkStart w:id="84" w:name="_Toc227660172"/>
+      <w:bookmarkEnd w:id="84"/>
     </w:p>
     <w:p>
       <w:pPr>
@@ -51995,8 +52127,8 @@
       <w:pPr>
         <w:pStyle w:val="a1"/>
       </w:pPr>
-      <w:bookmarkStart w:id="81" w:name="_Toc227660173"/>
-      <w:bookmarkEnd w:id="81"/>
+      <w:bookmarkStart w:id="85" w:name="_Toc227660173"/>
+      <w:bookmarkEnd w:id="85"/>
     </w:p>
     <w:p>
       <w:pPr>
@@ -53310,8 +53442,8 @@
       <w:pPr>
         <w:pStyle w:val="a1"/>
       </w:pPr>
-      <w:bookmarkStart w:id="82" w:name="_Toc227660174"/>
-      <w:bookmarkEnd w:id="82"/>
+      <w:bookmarkStart w:id="86" w:name="_Toc227660174"/>
+      <w:bookmarkEnd w:id="86"/>
     </w:p>
     <w:p>
       <w:pPr>
@@ -64884,6 +65016,7 @@
   <w:style w:type="character" w:default="1" w:styleId="a4">
     <w:name w:val="Default Paragraph Font"/>
     <w:uiPriority w:val="1"/>
+    <w:semiHidden/>
     <w:unhideWhenUsed/>
   </w:style>
   <w:style w:type="table" w:default="1" w:styleId="a5">
